--- a/docs/legal/export/01_レビュー依頼書.docx
+++ b/docs/legal/export/01_レビュー依頼書.docx
@@ -3021,7 +3021,7 @@
           <w:sz w:val="24"/>
           <w:szCs w:val="24"/>
         </w:rPr>
-        <w:t xml:space="preserve">5. 事業者記入シート（当社が確定して記入する6項目）</w:t>
+        <w:t xml:space="preserve">5. 事業者情報（資料②③に記載している事項）</w:t>
       </w:r>
     </w:p>
     <w:p>
@@ -3032,81 +3032,24 @@
       <w:r>
         <w:rPr>
           <w:rFonts w:ascii="MS Mincho" w:cs="MS Mincho" w:eastAsia="MS Mincho" w:hAnsi="MS Mincho"/>
+          <w:b/>
+          <w:bCs/>
+          <w:color w:val="000000"/>
+          <w:sz w:val="21"/>
+          <w:szCs w:val="21"/>
+        </w:rPr>
+        <w:t xml:space="preserve">いずれも登記事項・連絡先であり、法的な論点ではありません。</w:t>
+      </w:r>
+      <w:r>
+        <w:rPr>
+          <w:rFonts w:ascii="MS Mincho" w:cs="MS Mincho" w:eastAsia="MS Mincho" w:hAnsi="MS Mincho"/>
           <w:b w:val="false"/>
           <w:bCs w:val="false"/>
           <w:color w:val="000000"/>
           <w:sz w:val="21"/>
           <w:szCs w:val="21"/>
         </w:rPr>
-        <w:t xml:space="preserve">資料②③の本文中、</w:t>
-      </w:r>
-      <w:r>
-        <w:rPr>
-          <w:rFonts w:ascii="MS Mincho" w:cs="MS Mincho" w:eastAsia="MS Mincho" w:hAnsi="MS Mincho"/>
-          <w:b w:val="false"/>
-          <w:bCs w:val="false"/>
-          <w:color w:val="000000"/>
-          <w:sz w:val="21"/>
-          <w:szCs w:val="21"/>
-          <w:shd w:fill="EFEFEF" w:val="clear"/>
-        </w:rPr>
-        <w:t xml:space="preserve">〔記入①〕</w:t>
-      </w:r>
-      <w:r>
-        <w:rPr>
-          <w:rFonts w:ascii="MS Mincho" w:cs="MS Mincho" w:eastAsia="MS Mincho" w:hAnsi="MS Mincho"/>
-          <w:b w:val="false"/>
-          <w:bCs w:val="false"/>
-          <w:color w:val="000000"/>
-          <w:sz w:val="21"/>
-          <w:szCs w:val="21"/>
-        </w:rPr>
-        <w:t xml:space="preserve">〜</w:t>
-      </w:r>
-      <w:r>
-        <w:rPr>
-          <w:rFonts w:ascii="MS Mincho" w:cs="MS Mincho" w:eastAsia="MS Mincho" w:hAnsi="MS Mincho"/>
-          <w:b w:val="false"/>
-          <w:bCs w:val="false"/>
-          <w:color w:val="000000"/>
-          <w:sz w:val="21"/>
-          <w:szCs w:val="21"/>
-          <w:shd w:fill="EFEFEF" w:val="clear"/>
-        </w:rPr>
-        <w:t xml:space="preserve">〔記入⑥〕</w:t>
-      </w:r>
-      <w:r>
-        <w:rPr>
-          <w:rFonts w:ascii="MS Mincho" w:cs="MS Mincho" w:eastAsia="MS Mincho" w:hAnsi="MS Mincho"/>
-          <w:b w:val="false"/>
-          <w:bCs w:val="false"/>
-          <w:color w:val="000000"/>
-          <w:sz w:val="21"/>
-          <w:szCs w:val="21"/>
-        </w:rPr>
-        <w:t xml:space="preserve">としている箇所です。</w:t>
-      </w:r>
-      <w:r>
-        <w:rPr>
-          <w:rFonts w:ascii="MS Mincho" w:cs="MS Mincho" w:eastAsia="MS Mincho" w:hAnsi="MS Mincho"/>
-          <w:b/>
-          <w:bCs/>
-          <w:color w:val="000000"/>
-          <w:sz w:val="21"/>
-          <w:szCs w:val="21"/>
-        </w:rPr>
-        <w:t xml:space="preserve">いずれも登記事項・連絡先・公開日であり、法的な論点ではありません。</w:t>
-      </w:r>
-      <w:r>
-        <w:rPr>
-          <w:rFonts w:ascii="MS Mincho" w:cs="MS Mincho" w:eastAsia="MS Mincho" w:hAnsi="MS Mincho"/>
-          <w:b w:val="false"/>
-          <w:bCs w:val="false"/>
-          <w:color w:val="000000"/>
-          <w:sz w:val="21"/>
-          <w:szCs w:val="21"/>
-        </w:rPr>
-        <w:t xml:space="preserve"> 先生のご確認の対象外としていただいて差し支えありません。</w:t>
+        <w:t xml:space="preserve"> 事実関係の確認のためにお示しします。</w:t>
       </w:r>
     </w:p>
     <w:tbl>
@@ -3122,9 +3065,9 @@
         </w:tblBorders>
       </w:tblPr>
       <w:tblGrid>
-        <w:gridCol w:w="1606"/>
-        <w:gridCol w:w="6425"/>
-        <w:gridCol w:w="1607"/>
+        <w:gridCol w:w="1600"/>
+        <w:gridCol w:w="4131"/>
+        <w:gridCol w:w="3907"/>
       </w:tblGrid>
       <w:tr>
         <w:trPr>
@@ -3132,7 +3075,7 @@
         </w:trPr>
         <w:tc>
           <w:tcPr>
-            <w:tcW w:type="dxa" w:w="1606"/>
+            <w:tcW w:type="dxa" w:w="1600"/>
             <w:shd w:fill="E8E8E8" w:val="clear"/>
             <w:tcMar>
               <w:top w:type="dxa" w:w="80"/>
@@ -3161,7 +3104,7 @@
         </w:tc>
         <w:tc>
           <w:tcPr>
-            <w:tcW w:type="dxa" w:w="6425"/>
+            <w:tcW w:type="dxa" w:w="4131"/>
             <w:shd w:fill="E8E8E8" w:val="clear"/>
             <w:tcMar>
               <w:top w:type="dxa" w:w="80"/>
@@ -3190,7 +3133,7 @@
         </w:tc>
         <w:tc>
           <w:tcPr>
-            <w:tcW w:type="dxa" w:w="1607"/>
+            <w:tcW w:type="dxa" w:w="3907"/>
             <w:shd w:fill="E8E8E8" w:val="clear"/>
             <w:tcMar>
               <w:top w:type="dxa" w:w="80"/>
@@ -3213,7 +3156,7 @@
                 <w:sz w:val="18"/>
                 <w:szCs w:val="18"/>
               </w:rPr>
-              <w:t xml:space="preserve">記入欄</w:t>
+              <w:t xml:space="preserve">内容</w:t>
             </w:r>
           </w:p>
         </w:tc>
@@ -3224,7 +3167,7 @@
         </w:trPr>
         <w:tc>
           <w:tcPr>
-            <w:tcW w:type="dxa" w:w="1606"/>
+            <w:tcW w:type="dxa" w:w="1600"/>
             <w:tcMar>
               <w:top w:type="dxa" w:w="80"/>
               <w:left w:type="dxa" w:w="120"/>
@@ -3252,7 +3195,7 @@
         </w:tc>
         <w:tc>
           <w:tcPr>
-            <w:tcW w:type="dxa" w:w="6425"/>
+            <w:tcW w:type="dxa" w:w="4131"/>
             <w:tcMar>
               <w:top w:type="dxa" w:w="80"/>
               <w:left w:type="dxa" w:w="120"/>
@@ -3280,19 +3223,30 @@
         </w:tc>
         <w:tc>
           <w:tcPr>
-            <w:tcW w:type="dxa" w:w="1607"/>
-            <w:tcMar>
-              <w:top w:type="dxa" w:w="80"/>
-              <w:left w:type="dxa" w:w="120"/>
-              <w:bottom w:type="dxa" w:w="80"/>
-              <w:right w:type="dxa" w:w="120"/>
-            </w:tcMar>
-            <w:vAlign w:val="center"/>
-          </w:tcPr>
-          <w:p>
-            <w:pPr>
-              <w:spacing w:after="0" w:line="260" w:lineRule="auto"/>
-            </w:pPr>
+            <w:tcW w:type="dxa" w:w="3907"/>
+            <w:tcMar>
+              <w:top w:type="dxa" w:w="80"/>
+              <w:left w:type="dxa" w:w="120"/>
+              <w:bottom w:type="dxa" w:w="80"/>
+              <w:right w:type="dxa" w:w="120"/>
+            </w:tcMar>
+            <w:vAlign w:val="center"/>
+          </w:tcPr>
+          <w:p>
+            <w:pPr>
+              <w:spacing w:after="0" w:line="260" w:lineRule="auto"/>
+            </w:pPr>
+            <w:r>
+              <w:rPr>
+                <w:rFonts w:ascii="MS Mincho" w:cs="MS Mincho" w:eastAsia="MS Mincho" w:hAnsi="MS Mincho"/>
+                <w:b w:val="false"/>
+                <w:bCs w:val="false"/>
+                <w:color w:val="000000"/>
+                <w:sz w:val="18"/>
+                <w:szCs w:val="18"/>
+              </w:rPr>
+              <w:t xml:space="preserve">埼玉県富士見市上南畑1937-2</w:t>
+            </w:r>
           </w:p>
         </w:tc>
       </w:tr>
@@ -3302,7 +3256,7 @@
         </w:trPr>
         <w:tc>
           <w:tcPr>
-            <w:tcW w:type="dxa" w:w="1606"/>
+            <w:tcW w:type="dxa" w:w="1600"/>
             <w:tcMar>
               <w:top w:type="dxa" w:w="80"/>
               <w:left w:type="dxa" w:w="120"/>
@@ -3330,7 +3284,7 @@
         </w:tc>
         <w:tc>
           <w:tcPr>
-            <w:tcW w:type="dxa" w:w="6425"/>
+            <w:tcW w:type="dxa" w:w="4131"/>
             <w:tcMar>
               <w:top w:type="dxa" w:w="80"/>
               <w:left w:type="dxa" w:w="120"/>
@@ -3358,19 +3312,30 @@
         </w:tc>
         <w:tc>
           <w:tcPr>
-            <w:tcW w:type="dxa" w:w="1607"/>
-            <w:tcMar>
-              <w:top w:type="dxa" w:w="80"/>
-              <w:left w:type="dxa" w:w="120"/>
-              <w:bottom w:type="dxa" w:w="80"/>
-              <w:right w:type="dxa" w:w="120"/>
-            </w:tcMar>
-            <w:vAlign w:val="center"/>
-          </w:tcPr>
-          <w:p>
-            <w:pPr>
-              <w:spacing w:after="0" w:line="260" w:lineRule="auto"/>
-            </w:pPr>
+            <w:tcW w:type="dxa" w:w="3907"/>
+            <w:tcMar>
+              <w:top w:type="dxa" w:w="80"/>
+              <w:left w:type="dxa" w:w="120"/>
+              <w:bottom w:type="dxa" w:w="80"/>
+              <w:right w:type="dxa" w:w="120"/>
+            </w:tcMar>
+            <w:vAlign w:val="center"/>
+          </w:tcPr>
+          <w:p>
+            <w:pPr>
+              <w:spacing w:after="0" w:line="260" w:lineRule="auto"/>
+            </w:pPr>
+            <w:r>
+              <w:rPr>
+                <w:rFonts w:ascii="MS Mincho" w:cs="MS Mincho" w:eastAsia="MS Mincho" w:hAnsi="MS Mincho"/>
+                <w:b w:val="false"/>
+                <w:bCs w:val="false"/>
+                <w:color w:val="000000"/>
+                <w:sz w:val="18"/>
+                <w:szCs w:val="18"/>
+              </w:rPr>
+              <w:t xml:space="preserve">矢澤秀幸</w:t>
+            </w:r>
           </w:p>
         </w:tc>
       </w:tr>
@@ -3380,7 +3345,7 @@
         </w:trPr>
         <w:tc>
           <w:tcPr>
-            <w:tcW w:type="dxa" w:w="1606"/>
+            <w:tcW w:type="dxa" w:w="1600"/>
             <w:tcMar>
               <w:top w:type="dxa" w:w="80"/>
               <w:left w:type="dxa" w:w="120"/>
@@ -3408,7 +3373,7 @@
         </w:tc>
         <w:tc>
           <w:tcPr>
-            <w:tcW w:type="dxa" w:w="6425"/>
+            <w:tcW w:type="dxa" w:w="4131"/>
             <w:tcMar>
               <w:top w:type="dxa" w:w="80"/>
               <w:left w:type="dxa" w:w="120"/>
@@ -3436,19 +3401,30 @@
         </w:tc>
         <w:tc>
           <w:tcPr>
-            <w:tcW w:type="dxa" w:w="1607"/>
-            <w:tcMar>
-              <w:top w:type="dxa" w:w="80"/>
-              <w:left w:type="dxa" w:w="120"/>
-              <w:bottom w:type="dxa" w:w="80"/>
-              <w:right w:type="dxa" w:w="120"/>
-            </w:tcMar>
-            <w:vAlign w:val="center"/>
-          </w:tcPr>
-          <w:p>
-            <w:pPr>
-              <w:spacing w:after="0" w:line="260" w:lineRule="auto"/>
-            </w:pPr>
+            <w:tcW w:type="dxa" w:w="3907"/>
+            <w:tcMar>
+              <w:top w:type="dxa" w:w="80"/>
+              <w:left w:type="dxa" w:w="120"/>
+              <w:bottom w:type="dxa" w:w="80"/>
+              <w:right w:type="dxa" w:w="120"/>
+            </w:tcMar>
+            <w:vAlign w:val="center"/>
+          </w:tcPr>
+          <w:p>
+            <w:pPr>
+              <w:spacing w:after="0" w:line="260" w:lineRule="auto"/>
+            </w:pPr>
+            <w:r>
+              <w:rPr>
+                <w:rFonts w:ascii="MS Mincho" w:cs="MS Mincho" w:eastAsia="MS Mincho" w:hAnsi="MS Mincho"/>
+                <w:b w:val="false"/>
+                <w:bCs w:val="false"/>
+                <w:color w:val="000000"/>
+                <w:sz w:val="18"/>
+                <w:szCs w:val="18"/>
+              </w:rPr>
+              <w:t xml:space="preserve">埼玉県富士見市上南畑1937-2（当社と同一）</w:t>
+            </w:r>
           </w:p>
         </w:tc>
       </w:tr>
@@ -3458,7 +3434,7 @@
         </w:trPr>
         <w:tc>
           <w:tcPr>
-            <w:tcW w:type="dxa" w:w="1606"/>
+            <w:tcW w:type="dxa" w:w="1600"/>
             <w:tcMar>
               <w:top w:type="dxa" w:w="80"/>
               <w:left w:type="dxa" w:w="120"/>
@@ -3486,7 +3462,7 @@
         </w:tc>
         <w:tc>
           <w:tcPr>
-            <w:tcW w:type="dxa" w:w="6425"/>
+            <w:tcW w:type="dxa" w:w="4131"/>
             <w:tcMar>
               <w:top w:type="dxa" w:w="80"/>
               <w:left w:type="dxa" w:w="120"/>
@@ -3514,19 +3490,30 @@
         </w:tc>
         <w:tc>
           <w:tcPr>
-            <w:tcW w:type="dxa" w:w="1607"/>
-            <w:tcMar>
-              <w:top w:type="dxa" w:w="80"/>
-              <w:left w:type="dxa" w:w="120"/>
-              <w:bottom w:type="dxa" w:w="80"/>
-              <w:right w:type="dxa" w:w="120"/>
-            </w:tcMar>
-            <w:vAlign w:val="center"/>
-          </w:tcPr>
-          <w:p>
-            <w:pPr>
-              <w:spacing w:after="0" w:line="260" w:lineRule="auto"/>
-            </w:pPr>
+            <w:tcW w:type="dxa" w:w="3907"/>
+            <w:tcMar>
+              <w:top w:type="dxa" w:w="80"/>
+              <w:left w:type="dxa" w:w="120"/>
+              <w:bottom w:type="dxa" w:w="80"/>
+              <w:right w:type="dxa" w:w="120"/>
+            </w:tcMar>
+            <w:vAlign w:val="center"/>
+          </w:tcPr>
+          <w:p>
+            <w:pPr>
+              <w:spacing w:after="0" w:line="260" w:lineRule="auto"/>
+            </w:pPr>
+            <w:r>
+              <w:rPr>
+                <w:rFonts w:ascii="MS Mincho" w:cs="MS Mincho" w:eastAsia="MS Mincho" w:hAnsi="MS Mincho"/>
+                <w:b w:val="false"/>
+                <w:bCs w:val="false"/>
+                <w:color w:val="000000"/>
+                <w:sz w:val="18"/>
+                <w:szCs w:val="18"/>
+              </w:rPr>
+              <w:t xml:space="preserve">yazawa-y@partner-japan.biz</w:t>
+            </w:r>
           </w:p>
         </w:tc>
       </w:tr>
@@ -3536,7 +3523,7 @@
         </w:trPr>
         <w:tc>
           <w:tcPr>
-            <w:tcW w:type="dxa" w:w="1606"/>
+            <w:tcW w:type="dxa" w:w="1600"/>
             <w:tcMar>
               <w:top w:type="dxa" w:w="80"/>
               <w:left w:type="dxa" w:w="120"/>
@@ -3564,7 +3551,7 @@
         </w:tc>
         <w:tc>
           <w:tcPr>
-            <w:tcW w:type="dxa" w:w="6425"/>
+            <w:tcW w:type="dxa" w:w="4131"/>
             <w:tcMar>
               <w:top w:type="dxa" w:w="80"/>
               <w:left w:type="dxa" w:w="120"/>
@@ -3592,19 +3579,30 @@
         </w:tc>
         <w:tc>
           <w:tcPr>
-            <w:tcW w:type="dxa" w:w="1607"/>
-            <w:tcMar>
-              <w:top w:type="dxa" w:w="80"/>
-              <w:left w:type="dxa" w:w="120"/>
-              <w:bottom w:type="dxa" w:w="80"/>
-              <w:right w:type="dxa" w:w="120"/>
-            </w:tcMar>
-            <w:vAlign w:val="center"/>
-          </w:tcPr>
-          <w:p>
-            <w:pPr>
-              <w:spacing w:after="0" w:line="260" w:lineRule="auto"/>
-            </w:pPr>
+            <w:tcW w:type="dxa" w:w="3907"/>
+            <w:tcMar>
+              <w:top w:type="dxa" w:w="80"/>
+              <w:left w:type="dxa" w:w="120"/>
+              <w:bottom w:type="dxa" w:w="80"/>
+              <w:right w:type="dxa" w:w="120"/>
+            </w:tcMar>
+            <w:vAlign w:val="center"/>
+          </w:tcPr>
+          <w:p>
+            <w:pPr>
+              <w:spacing w:after="0" w:line="260" w:lineRule="auto"/>
+            </w:pPr>
+            <w:r>
+              <w:rPr>
+                <w:rFonts w:ascii="MS Mincho" w:cs="MS Mincho" w:eastAsia="MS Mincho" w:hAnsi="MS Mincho"/>
+                <w:b w:val="false"/>
+                <w:bCs w:val="false"/>
+                <w:color w:val="000000"/>
+                <w:sz w:val="18"/>
+                <w:szCs w:val="18"/>
+              </w:rPr>
+              <w:t xml:space="preserve">さいたま地方裁判所</w:t>
+            </w:r>
           </w:p>
         </w:tc>
       </w:tr>
@@ -3614,7 +3612,7 @@
         </w:trPr>
         <w:tc>
           <w:tcPr>
-            <w:tcW w:type="dxa" w:w="1606"/>
+            <w:tcW w:type="dxa" w:w="1600"/>
             <w:tcMar>
               <w:top w:type="dxa" w:w="80"/>
               <w:left w:type="dxa" w:w="120"/>
@@ -3642,47 +3640,69 @@
         </w:tc>
         <w:tc>
           <w:tcPr>
-            <w:tcW w:type="dxa" w:w="6425"/>
-            <w:tcMar>
-              <w:top w:type="dxa" w:w="80"/>
-              <w:left w:type="dxa" w:w="120"/>
-              <w:bottom w:type="dxa" w:w="80"/>
-              <w:right w:type="dxa" w:w="120"/>
-            </w:tcMar>
-            <w:vAlign w:val="center"/>
-          </w:tcPr>
-          <w:p>
-            <w:pPr>
-              <w:spacing w:after="0" w:line="260" w:lineRule="auto"/>
-            </w:pPr>
-            <w:r>
-              <w:rPr>
-                <w:rFonts w:ascii="MS Mincho" w:cs="MS Mincho" w:eastAsia="MS Mincho" w:hAnsi="MS Mincho"/>
-                <w:b w:val="false"/>
-                <w:bCs w:val="false"/>
-                <w:color w:val="000000"/>
-                <w:sz w:val="18"/>
-                <w:szCs w:val="18"/>
-              </w:rPr>
-              <w:t xml:space="preserve">制定日（サイトの公開予定日）</w:t>
-            </w:r>
-          </w:p>
-        </w:tc>
-        <w:tc>
-          <w:tcPr>
-            <w:tcW w:type="dxa" w:w="1607"/>
-            <w:tcMar>
-              <w:top w:type="dxa" w:w="80"/>
-              <w:left w:type="dxa" w:w="120"/>
-              <w:bottom w:type="dxa" w:w="80"/>
-              <w:right w:type="dxa" w:w="120"/>
-            </w:tcMar>
-            <w:vAlign w:val="center"/>
-          </w:tcPr>
-          <w:p>
-            <w:pPr>
-              <w:spacing w:after="0" w:line="260" w:lineRule="auto"/>
-            </w:pPr>
+            <w:tcW w:type="dxa" w:w="4131"/>
+            <w:tcMar>
+              <w:top w:type="dxa" w:w="80"/>
+              <w:left w:type="dxa" w:w="120"/>
+              <w:bottom w:type="dxa" w:w="80"/>
+              <w:right w:type="dxa" w:w="120"/>
+            </w:tcMar>
+            <w:vAlign w:val="center"/>
+          </w:tcPr>
+          <w:p>
+            <w:pPr>
+              <w:spacing w:after="0" w:line="260" w:lineRule="auto"/>
+            </w:pPr>
+            <w:r>
+              <w:rPr>
+                <w:rFonts w:ascii="MS Mincho" w:cs="MS Mincho" w:eastAsia="MS Mincho" w:hAnsi="MS Mincho"/>
+                <w:b w:val="false"/>
+                <w:bCs w:val="false"/>
+                <w:color w:val="000000"/>
+                <w:sz w:val="18"/>
+                <w:szCs w:val="18"/>
+              </w:rPr>
+              <w:t xml:space="preserve">制定日（利用規約・プライバシーポリシーの末尾）</w:t>
+            </w:r>
+          </w:p>
+        </w:tc>
+        <w:tc>
+          <w:tcPr>
+            <w:tcW w:type="dxa" w:w="3907"/>
+            <w:tcMar>
+              <w:top w:type="dxa" w:w="80"/>
+              <w:left w:type="dxa" w:w="120"/>
+              <w:bottom w:type="dxa" w:w="80"/>
+              <w:right w:type="dxa" w:w="120"/>
+            </w:tcMar>
+            <w:vAlign w:val="center"/>
+          </w:tcPr>
+          <w:p>
+            <w:pPr>
+              <w:spacing w:after="0" w:line="260" w:lineRule="auto"/>
+            </w:pPr>
+            <w:r>
+              <w:rPr>
+                <w:rFonts w:ascii="MS Mincho" w:cs="MS Mincho" w:eastAsia="MS Mincho" w:hAnsi="MS Mincho"/>
+                <w:b/>
+                <w:bCs/>
+                <w:color w:val="000000"/>
+                <w:sz w:val="18"/>
+                <w:szCs w:val="18"/>
+              </w:rPr>
+              <w:t xml:space="preserve">サイトの公開日に確定</w:t>
+            </w:r>
+            <w:r>
+              <w:rPr>
+                <w:rFonts w:ascii="MS Mincho" w:cs="MS Mincho" w:eastAsia="MS Mincho" w:hAnsi="MS Mincho"/>
+                <w:b w:val="false"/>
+                <w:bCs w:val="false"/>
+                <w:color w:val="000000"/>
+                <w:sz w:val="18"/>
+                <w:szCs w:val="18"/>
+              </w:rPr>
+              <w:t xml:space="preserve">（現時点で未定のため空欄）</w:t>
+            </w:r>
           </w:p>
         </w:tc>
       </w:tr>
@@ -3711,7 +3731,7 @@
           <w:sz w:val="18"/>
           <w:szCs w:val="18"/>
         </w:rPr>
-        <w:t xml:space="preserve">⑤について、当社の本店所在地を管轄する地方裁判所とする案で考えております。</w:t>
+        <w:t xml:space="preserve">⑤は、当社の本店所在地（埼玉県富士見市）を管轄する地方裁判所として記載しました。</w:t>
       </w:r>
       <w:r>
         <w:rPr>
@@ -3935,54 +3955,7 @@
           <w:sz w:val="21"/>
           <w:szCs w:val="21"/>
         </w:rPr>
-        <w:t xml:space="preserve">株式会社パートナー</w:t>
-      </w:r>
-      <w:r>
-        <w:rPr>
-          <w:rFonts w:ascii="MS Mincho" w:cs="MS Mincho" w:eastAsia="MS Mincho" w:hAnsi="MS Mincho"/>
-          <w:b w:val="false"/>
-          <w:bCs w:val="false"/>
-          <w:color w:val="000000"/>
-          <w:sz w:val="21"/>
-          <w:szCs w:val="21"/>
-          <w:shd w:fill="EFEFEF" w:val="clear"/>
-        </w:rPr>
-        <w:t xml:space="preserve">〔記入①〕</w:t>
-      </w:r>
-      <w:r>
-        <w:rPr>
-          <w:rFonts w:ascii="MS Mincho" w:cs="MS Mincho" w:eastAsia="MS Mincho" w:hAnsi="MS Mincho"/>
-          <w:b w:val="false"/>
-          <w:bCs w:val="false"/>
-          <w:color w:val="000000"/>
-          <w:sz w:val="21"/>
-          <w:szCs w:val="21"/>
-        </w:rPr>
-        <w:t xml:space="preserve">代表取締役 </w:t>
-      </w:r>
-      <w:r>
-        <w:rPr>
-          <w:rFonts w:ascii="MS Mincho" w:cs="MS Mincho" w:eastAsia="MS Mincho" w:hAnsi="MS Mincho"/>
-          <w:b w:val="false"/>
-          <w:bCs w:val="false"/>
-          <w:color w:val="000000"/>
-          <w:sz w:val="21"/>
-          <w:szCs w:val="21"/>
-          <w:shd w:fill="EFEFEF" w:val="clear"/>
-        </w:rPr>
-        <w:t xml:space="preserve">〔記入②〕</w:t>
-      </w:r>
-      <w:r>
-        <w:rPr>
-          <w:rFonts w:ascii="MS Mincho" w:cs="MS Mincho" w:eastAsia="MS Mincho" w:hAnsi="MS Mincho"/>
-          <w:b w:val="false"/>
-          <w:bCs w:val="false"/>
-          <w:color w:val="000000"/>
-          <w:sz w:val="21"/>
-          <w:szCs w:val="21"/>
-          <w:shd w:fill="EFEFEF" w:val="clear"/>
-        </w:rPr>
-        <w:t xml:space="preserve">〔記入④〕</w:t>
+        <w:t xml:space="preserve">株式会社パートナー埼玉県富士見市上南畑1937-2代表取締役 矢澤秀幸yazawa-y@partner-japan.biz</w:t>
       </w:r>
     </w:p>
     <w:sectPr>

--- a/docs/legal/export/01_レビュー依頼書.docx
+++ b/docs/legal/export/01_レビュー依頼書.docx
@@ -541,9 +541,8 @@
                 <w:color w:val="000000"/>
                 <w:sz w:val="18"/>
                 <w:szCs w:val="18"/>
-                <w:shd w:fill="EFEFEF" w:val="clear"/>
-              </w:rPr>
-              <w:t xml:space="preserve">〔記入①〕</w:t>
+              </w:rPr>
+              <w:t xml:space="preserve">★</w:t>
             </w:r>
           </w:p>
         </w:tc>
@@ -566,7 +565,7 @@
                 <w:sz w:val="18"/>
                 <w:szCs w:val="18"/>
               </w:rPr>
-              <w:t xml:space="preserve">事業者が確定・記入する6項目です（薄いグレーの網掛け）。法的な論点ではありません。</w:t>
+              <w:t xml:space="preserve">事業の可否・公開時期に関わるため、特に優先してご確認いただきたい項目です。</w:t>
             </w:r>
           </w:p>
         </w:tc>
@@ -596,7 +595,7 @@
                 <w:sz w:val="18"/>
                 <w:szCs w:val="18"/>
               </w:rPr>
-              <w:t xml:space="preserve">★</w:t>
+              <w:t xml:space="preserve">☐</w:t>
             </w:r>
           </w:p>
         </w:tc>
@@ -619,7 +618,7 @@
                 <w:sz w:val="18"/>
                 <w:szCs w:val="18"/>
               </w:rPr>
-              <w:t xml:space="preserve">事業の可否・公開時期に関わるため、特に優先してご確認いただきたい項目です。</w:t>
+              <w:t xml:space="preserve">ご回答の記入欄です（資料④「確認論点リスト」の各論点の末尾にあります）。</w:t>
             </w:r>
           </w:p>
         </w:tc>
@@ -2858,7 +2857,7 @@
           <w:left w:val="single" w:color="AAAAAA" w:sz="18" w:space="10"/>
         </w:pBdr>
         <w:shd w:fill="F5F5F5" w:val="clear"/>
-        <w:spacing w:after="160" w:before="120" w:line="280" w:lineRule="auto"/>
+        <w:spacing w:after="40" w:before="120" w:line="280" w:lineRule="auto"/>
         <w:ind w:left="260"/>
         <w:jc w:val="both"/>
       </w:pPr>
@@ -2882,18 +2881,107 @@
           <w:sz w:val="18"/>
           <w:szCs w:val="18"/>
         </w:rPr>
-        <w:t xml:space="preserve">: Supabase の保管国は、当社がサーバーの接続先を技術的に確認した結果です。日本（東京）ではなくオーストラリアでした。公開前に日本のサーバーへ移設することも技術的には可能ですので、</w:t>
-      </w:r>
-      <w:r>
-        <w:rPr>
-          <w:rFonts w:ascii="MS Mincho" w:cs="MS Mincho" w:eastAsia="MS Mincho" w:hAnsi="MS Mincho"/>
+        <w:t xml:space="preserve">: Supabase の保管国は、管理画面（Project Settings → General）で確認したところ </w:t>
+      </w:r>
+      <w:r>
+        <w:rPr>
+          <w:rFonts w:ascii="Consolas" w:cs="Consolas" w:eastAsia="Consolas" w:hAnsi="Consolas"/>
           <w:b/>
           <w:bCs/>
           <w:color w:val="000000"/>
           <w:sz w:val="18"/>
           <w:szCs w:val="18"/>
-        </w:rPr>
-        <w:t xml:space="preserve">「国内保管であれば手続が簡素になる」といった事情があれば、その旨ご教示ください。</w:t>
+          <w:shd w:fill="F0F0F0" w:val="clear"/>
+        </w:rPr>
+        <w:t xml:space="preserve">ap-southeast-2 / Oceania (Sydney)</w:t>
+      </w:r>
+      <w:r>
+        <w:rPr>
+          <w:rFonts w:ascii="MS Mincho" w:cs="MS Mincho" w:eastAsia="MS Mincho" w:hAnsi="MS Mincho"/>
+          <w:b w:val="false"/>
+          <w:bCs w:val="false"/>
+          <w:color w:val="000000"/>
+          <w:sz w:val="18"/>
+          <w:szCs w:val="18"/>
+        </w:rPr>
+        <w:t xml:space="preserve">（オーストラリア）でした。当社は、</w:t>
+      </w:r>
+      <w:r>
+        <w:rPr>
+          <w:rFonts w:ascii="MS Mincho" w:cs="MS Mincho" w:eastAsia="MS Mincho" w:hAnsi="MS Mincho"/>
+          <w:b/>
+          <w:bCs/>
+          <w:color w:val="000000"/>
+          <w:sz w:val="18"/>
+          <w:szCs w:val="18"/>
+        </w:rPr>
+        <w:t xml:space="preserve">公開前に東京リージョンへ移設する予定</w:t>
+      </w:r>
+      <w:r>
+        <w:rPr>
+          <w:rFonts w:ascii="MS Mincho" w:cs="MS Mincho" w:eastAsia="MS Mincho" w:hAnsi="MS Mincho"/>
+          <w:b w:val="false"/>
+          <w:bCs w:val="false"/>
+          <w:color w:val="000000"/>
+          <w:sz w:val="18"/>
+          <w:szCs w:val="18"/>
+        </w:rPr>
+        <w:t xml:space="preserve">です。</w:t>
+      </w:r>
+    </w:p>
+    <w:p>
+      <w:pPr>
+        <w:pBdr>
+          <w:left w:val="single" w:color="AAAAAA" w:sz="18" w:space="10"/>
+        </w:pBdr>
+        <w:shd w:fill="F5F5F5" w:val="clear"/>
+        <w:spacing w:after="160" w:before="0" w:line="280" w:lineRule="auto"/>
+        <w:ind w:left="260"/>
+        <w:jc w:val="both"/>
+      </w:pPr>
+      <w:r>
+        <w:rPr>
+          <w:rFonts w:ascii="MS Mincho" w:cs="MS Mincho" w:eastAsia="MS Mincho" w:hAnsi="MS Mincho"/>
+          <w:b w:val="false"/>
+          <w:bCs w:val="false"/>
+          <w:color w:val="000000"/>
+          <w:sz w:val="18"/>
+          <w:szCs w:val="18"/>
+        </w:rPr>
+        <w:t xml:space="preserve">移設後は保管国が日本になりますが、</w:t>
+      </w:r>
+      <w:r>
+        <w:rPr>
+          <w:rFonts w:ascii="MS Mincho" w:cs="MS Mincho" w:eastAsia="MS Mincho" w:hAnsi="MS Mincho"/>
+          <w:b/>
+          <w:bCs/>
+          <w:color w:val="000000"/>
+          <w:sz w:val="18"/>
+          <w:szCs w:val="18"/>
+        </w:rPr>
+        <w:t xml:space="preserve">Supabase, Inc. が米国法人であること自体は変わらない</w:t>
+      </w:r>
+      <w:r>
+        <w:rPr>
+          <w:rFonts w:ascii="MS Mincho" w:cs="MS Mincho" w:eastAsia="MS Mincho" w:hAnsi="MS Mincho"/>
+          <w:b w:val="false"/>
+          <w:bCs w:val="false"/>
+          <w:color w:val="000000"/>
+          <w:sz w:val="18"/>
+          <w:szCs w:val="18"/>
+        </w:rPr>
+        <w:t xml:space="preserve">ため、越境移転の整理そのものは変わらないと理解しています。この理解の当否を資料④ A-1 でご確認ください。</w:t>
+      </w:r>
+      <w:r>
+        <w:rPr>
+          <w:rFonts w:ascii="MS Mincho" w:cs="MS Mincho" w:eastAsia="MS Mincho" w:hAnsi="MS Mincho"/>
+          <w:b/>
+          <w:bCs/>
+          <w:color w:val="000000"/>
+          <w:sz w:val="18"/>
+          <w:szCs w:val="18"/>
+        </w:rPr>
+        <w:t xml:space="preserve">移設の要否・優先度についてのご意見もいただけますと幸いです。</w:t>
       </w:r>
     </w:p>
     <w:p>
@@ -3684,24 +3772,13 @@
             <w:r>
               <w:rPr>
                 <w:rFonts w:ascii="MS Mincho" w:cs="MS Mincho" w:eastAsia="MS Mincho" w:hAnsi="MS Mincho"/>
-                <w:b/>
-                <w:bCs/>
-                <w:color w:val="000000"/>
-                <w:sz w:val="18"/>
-                <w:szCs w:val="18"/>
-              </w:rPr>
-              <w:t xml:space="preserve">サイトの公開日に確定</w:t>
-            </w:r>
-            <w:r>
-              <w:rPr>
-                <w:rFonts w:ascii="MS Mincho" w:cs="MS Mincho" w:eastAsia="MS Mincho" w:hAnsi="MS Mincho"/>
-                <w:b w:val="false"/>
-                <w:bCs w:val="false"/>
-                <w:color w:val="000000"/>
-                <w:sz w:val="18"/>
-                <w:szCs w:val="18"/>
-              </w:rPr>
-              <w:t xml:space="preserve">（現時点で未定のため空欄）</w:t>
+                <w:b w:val="false"/>
+                <w:bCs w:val="false"/>
+                <w:color w:val="000000"/>
+                <w:sz w:val="18"/>
+                <w:szCs w:val="18"/>
+              </w:rPr>
+              <w:t xml:space="preserve">2026年8月18日（サイトの公開予定日）</w:t>
             </w:r>
           </w:p>
         </w:tc>
@@ -3800,7 +3877,7 @@
           <w:sz w:val="21"/>
           <w:szCs w:val="21"/>
         </w:rPr>
-        <w:t xml:space="preserve">ご希望の返却期限</w:t>
+        <w:t xml:space="preserve">サイトの公開予定日</w:t>
       </w:r>
       <w:r>
         <w:rPr>
@@ -3822,18 +3899,7 @@
           <w:sz w:val="21"/>
           <w:szCs w:val="21"/>
         </w:rPr>
-        <w:t xml:space="preserve">2026年8月8日</w:t>
-      </w:r>
-      <w:r>
-        <w:rPr>
-          <w:rFonts w:ascii="MS Mincho" w:cs="MS Mincho" w:eastAsia="MS Mincho" w:hAnsi="MS Mincho"/>
-          <w:b w:val="false"/>
-          <w:bCs w:val="false"/>
-          <w:color w:val="000000"/>
-          <w:sz w:val="21"/>
-          <w:szCs w:val="21"/>
-        </w:rPr>
-        <w:t xml:space="preserve">（サイトの公開準備の都合上、お盆前にいただけますと助かります）</w:t>
+        <w:t xml:space="preserve">2026年8月18日</w:t>
       </w:r>
     </w:p>
     <w:p>
@@ -3855,7 +3921,7 @@
           <w:sz w:val="21"/>
           <w:szCs w:val="21"/>
         </w:rPr>
-        <w:t xml:space="preserve">ご回答の方法</w:t>
+        <w:t xml:space="preserve">ご希望の返却期限</w:t>
       </w:r>
       <w:r>
         <w:rPr>
@@ -3866,7 +3932,139 @@
           <w:sz w:val="21"/>
           <w:szCs w:val="21"/>
         </w:rPr>
-        <w:t xml:space="preserve">: 資料④「確認論点リスト」の各項目にあるご回答欄に、☐ のチェックとコメントをご記入ください。Word ファイルもお送りしておりますので、そのまま上書き・コメント機能をご利用いただけます。</w:t>
+        <w:t xml:space="preserve">: </w:t>
+      </w:r>
+      <w:r>
+        <w:rPr>
+          <w:rFonts w:ascii="MS Mincho" w:cs="MS Mincho" w:eastAsia="MS Mincho" w:hAnsi="MS Mincho"/>
+          <w:b/>
+          <w:bCs/>
+          <w:color w:val="000000"/>
+          <w:sz w:val="21"/>
+          <w:szCs w:val="21"/>
+        </w:rPr>
+        <w:t xml:space="preserve">2026年8月8日</w:t>
+      </w:r>
+    </w:p>
+    <w:p>
+      <w:pPr>
+        <w:pStyle w:val="ListParagraph"/>
+        <w:numPr>
+          <w:ilvl w:val="1"/>
+          <w:numId w:val="2"/>
+        </w:numPr>
+        <w:spacing w:after="80" w:line="290" w:lineRule="auto"/>
+        <w:jc w:val="both"/>
+      </w:pPr>
+      <w:r>
+        <w:rPr>
+          <w:rFonts w:ascii="MS Mincho" w:cs="MS Mincho" w:eastAsia="MS Mincho" w:hAnsi="MS Mincho"/>
+          <w:b w:val="false"/>
+          <w:bCs w:val="false"/>
+          <w:color w:val="000000"/>
+          <w:sz w:val="21"/>
+          <w:szCs w:val="21"/>
+        </w:rPr>
+        <w:t xml:space="preserve">公開予定日から逆算したお願いです。ご回答の内容によっては、公開前に</w:t>
+      </w:r>
+      <w:r>
+        <w:rPr>
+          <w:rFonts w:ascii="MS Mincho" w:cs="MS Mincho" w:eastAsia="MS Mincho" w:hAnsi="MS Mincho"/>
+          <w:b/>
+          <w:bCs/>
+          <w:color w:val="000000"/>
+          <w:sz w:val="21"/>
+          <w:szCs w:val="21"/>
+        </w:rPr>
+        <w:t xml:space="preserve">サイトの改修</w:t>
+      </w:r>
+      <w:r>
+        <w:rPr>
+          <w:rFonts w:ascii="MS Mincho" w:cs="MS Mincho" w:eastAsia="MS Mincho" w:hAnsi="MS Mincho"/>
+          <w:b w:val="false"/>
+          <w:bCs w:val="false"/>
+          <w:color w:val="000000"/>
+          <w:sz w:val="21"/>
+          <w:szCs w:val="21"/>
+        </w:rPr>
+        <w:t xml:space="preserve">（求人情報への項目追加、同意取得の画面の追加等）や</w:t>
+      </w:r>
+      <w:r>
+        <w:rPr>
+          <w:rFonts w:ascii="MS Mincho" w:cs="MS Mincho" w:eastAsia="MS Mincho" w:hAnsi="MS Mincho"/>
+          <w:b/>
+          <w:bCs/>
+          <w:color w:val="000000"/>
+          <w:sz w:val="21"/>
+          <w:szCs w:val="21"/>
+        </w:rPr>
+        <w:t xml:space="preserve">行政への届出</w:t>
+      </w:r>
+      <w:r>
+        <w:rPr>
+          <w:rFonts w:ascii="MS Mincho" w:cs="MS Mincho" w:eastAsia="MS Mincho" w:hAnsi="MS Mincho"/>
+          <w:b w:val="false"/>
+          <w:bCs w:val="false"/>
+          <w:color w:val="000000"/>
+          <w:sz w:val="21"/>
+          <w:szCs w:val="21"/>
+        </w:rPr>
+        <w:t xml:space="preserve">が必要になるため、10日ほどの猶予を見込んでおります。</w:t>
+      </w:r>
+    </w:p>
+    <w:p>
+      <w:pPr>
+        <w:pStyle w:val="ListParagraph"/>
+        <w:numPr>
+          <w:ilvl w:val="1"/>
+          <w:numId w:val="2"/>
+        </w:numPr>
+        <w:spacing w:after="80" w:line="290" w:lineRule="auto"/>
+        <w:jc w:val="both"/>
+      </w:pPr>
+      <w:r>
+        <w:rPr>
+          <w:rFonts w:ascii="MS Mincho" w:cs="MS Mincho" w:eastAsia="MS Mincho" w:hAnsi="MS Mincho"/>
+          <w:b/>
+          <w:bCs/>
+          <w:color w:val="000000"/>
+          <w:sz w:val="21"/>
+          <w:szCs w:val="21"/>
+        </w:rPr>
+        <w:t xml:space="preserve">★印の項目だけでも先にご回答いただける</w:t>
+      </w:r>
+      <w:r>
+        <w:rPr>
+          <w:rFonts w:ascii="MS Mincho" w:cs="MS Mincho" w:eastAsia="MS Mincho" w:hAnsi="MS Mincho"/>
+          <w:b w:val="false"/>
+          <w:bCs w:val="false"/>
+          <w:color w:val="000000"/>
+          <w:sz w:val="21"/>
+          <w:szCs w:val="21"/>
+        </w:rPr>
+        <w:t xml:space="preserve">と、当社は並行して準備を進められます。特に </w:t>
+      </w:r>
+      <w:r>
+        <w:rPr>
+          <w:rFonts w:ascii="MS Mincho" w:cs="MS Mincho" w:eastAsia="MS Mincho" w:hAnsi="MS Mincho"/>
+          <w:b/>
+          <w:bCs/>
+          <w:color w:val="000000"/>
+          <w:sz w:val="21"/>
+          <w:szCs w:val="21"/>
+        </w:rPr>
+        <w:t xml:space="preserve">B-1</w:t>
+      </w:r>
+      <w:r>
+        <w:rPr>
+          <w:rFonts w:ascii="MS Mincho" w:cs="MS Mincho" w:eastAsia="MS Mincho" w:hAnsi="MS Mincho"/>
+          <w:b w:val="false"/>
+          <w:bCs w:val="false"/>
+          <w:color w:val="000000"/>
+          <w:sz w:val="21"/>
+          <w:szCs w:val="21"/>
+        </w:rPr>
+        <w:t xml:space="preserve"> は、対応が必要となった場合に公開日そのものを見直す判断材料になります。</w:t>
       </w:r>
     </w:p>
     <w:p>
@@ -3882,24 +4080,24 @@
       <w:r>
         <w:rPr>
           <w:rFonts w:ascii="MS Mincho" w:cs="MS Mincho" w:eastAsia="MS Mincho" w:hAnsi="MS Mincho"/>
+          <w:b/>
+          <w:bCs/>
+          <w:color w:val="000000"/>
+          <w:sz w:val="21"/>
+          <w:szCs w:val="21"/>
+        </w:rPr>
+        <w:t xml:space="preserve">ご回答の方法</w:t>
+      </w:r>
+      <w:r>
+        <w:rPr>
+          <w:rFonts w:ascii="MS Mincho" w:cs="MS Mincho" w:eastAsia="MS Mincho" w:hAnsi="MS Mincho"/>
           <w:b w:val="false"/>
           <w:bCs w:val="false"/>
           <w:color w:val="000000"/>
           <w:sz w:val="21"/>
           <w:szCs w:val="21"/>
         </w:rPr>
-        <w:t xml:space="preserve">資料②③の条文そのものへの修正は、</w:t>
-      </w:r>
-      <w:r>
-        <w:rPr>
-          <w:rFonts w:ascii="MS Mincho" w:cs="MS Mincho" w:eastAsia="MS Mincho" w:hAnsi="MS Mincho"/>
-          <w:b/>
-          <w:bCs/>
-          <w:color w:val="000000"/>
-          <w:sz w:val="21"/>
-          <w:szCs w:val="21"/>
-        </w:rPr>
-        <w:t xml:space="preserve">朱書き・変更履歴のいずれでも結構です。</w:t>
+        <w:t xml:space="preserve">: 資料④「確認論点リスト」の各項目にあるご回答欄に、☐ のチェックとコメントをご記入ください。Word ファイルもお送りしておりますので、そのまま上書き・コメント機能をご利用いただけます。</w:t>
       </w:r>
     </w:p>
     <w:p>
@@ -3921,6 +4119,39 @@
           <w:sz w:val="21"/>
           <w:szCs w:val="21"/>
         </w:rPr>
+        <w:t xml:space="preserve">資料②③の条文そのものへの修正は、</w:t>
+      </w:r>
+      <w:r>
+        <w:rPr>
+          <w:rFonts w:ascii="MS Mincho" w:cs="MS Mincho" w:eastAsia="MS Mincho" w:hAnsi="MS Mincho"/>
+          <w:b/>
+          <w:bCs/>
+          <w:color w:val="000000"/>
+          <w:sz w:val="21"/>
+          <w:szCs w:val="21"/>
+        </w:rPr>
+        <w:t xml:space="preserve">朱書き・変更履歴のいずれでも結構です。</w:t>
+      </w:r>
+    </w:p>
+    <w:p>
+      <w:pPr>
+        <w:pStyle w:val="ListParagraph"/>
+        <w:numPr>
+          <w:ilvl w:val="0"/>
+          <w:numId w:val="2"/>
+        </w:numPr>
+        <w:spacing w:after="80" w:line="290" w:lineRule="auto"/>
+        <w:jc w:val="both"/>
+      </w:pPr>
+      <w:r>
+        <w:rPr>
+          <w:rFonts w:ascii="MS Mincho" w:cs="MS Mincho" w:eastAsia="MS Mincho" w:hAnsi="MS Mincho"/>
+          <w:b w:val="false"/>
+          <w:bCs w:val="false"/>
+          <w:color w:val="000000"/>
+          <w:sz w:val="21"/>
+          <w:szCs w:val="21"/>
+        </w:rPr>
         <w:t xml:space="preserve">ご不明な点、追加でご確認が必要な資料（実際の画面・データベースの構成など）がございましたら、遠慮なくお申し付けください。</w:t>
       </w:r>
     </w:p>
@@ -3943,20 +4174,347 @@
     </w:p>
     <w:p>
       <w:pPr>
-        <w:spacing w:after="120" w:line="300" w:lineRule="auto"/>
-        <w:jc w:val="both"/>
-      </w:pPr>
-      <w:r>
-        <w:rPr>
-          <w:rFonts w:ascii="MS Mincho" w:cs="MS Mincho" w:eastAsia="MS Mincho" w:hAnsi="MS Mincho"/>
-          <w:b w:val="false"/>
-          <w:bCs w:val="false"/>
-          <w:color w:val="000000"/>
-          <w:sz w:val="21"/>
-          <w:szCs w:val="21"/>
-        </w:rPr>
-        <w:t xml:space="preserve">株式会社パートナー埼玉県富士見市上南畑1937-2代表取締役 矢澤秀幸yazawa-y@partner-japan.biz</w:t>
-      </w:r>
+        <w:pBdr>
+          <w:bottom w:val="single" w:color="CCCCCC" w:sz="6" w:space="2"/>
+        </w:pBdr>
+        <w:spacing w:after="200" w:before="120"/>
+      </w:pPr>
+      <w:r>
+        <w:rPr>
+          <w:sz w:val="2"/>
+          <w:szCs w:val="2"/>
+        </w:rPr>
+        <w:t xml:space="preserve"/>
+      </w:r>
+    </w:p>
+    <w:tbl>
+      <w:tblPr>
+        <w:tblW w:type="dxa" w:w="9638"/>
+        <w:tblBorders>
+          <w:top w:val="single" w:color="auto" w:sz="4"/>
+          <w:left w:val="single" w:color="auto" w:sz="4"/>
+          <w:bottom w:val="single" w:color="auto" w:sz="4"/>
+          <w:right w:val="single" w:color="auto" w:sz="4"/>
+          <w:insideH w:val="single" w:color="auto" w:sz="4"/>
+          <w:insideV w:val="single" w:color="auto" w:sz="4"/>
+        </w:tblBorders>
+      </w:tblPr>
+      <w:tblGrid>
+        <w:gridCol w:w="1807"/>
+        <w:gridCol w:w="7831"/>
+      </w:tblGrid>
+      <w:tr>
+        <w:trPr>
+          <w:tblHeader/>
+        </w:trPr>
+        <w:tc>
+          <w:tcPr>
+            <w:tcW w:type="dxa" w:w="1807"/>
+            <w:shd w:fill="E8E8E8" w:val="clear"/>
+            <w:tcMar>
+              <w:top w:type="dxa" w:w="80"/>
+              <w:left w:type="dxa" w:w="120"/>
+              <w:bottom w:type="dxa" w:w="80"/>
+              <w:right w:type="dxa" w:w="120"/>
+            </w:tcMar>
+            <w:vAlign w:val="center"/>
+          </w:tcPr>
+          <w:p>
+            <w:pPr>
+              <w:spacing w:after="0" w:line="260" w:lineRule="auto"/>
+            </w:pPr>
+            <w:r>
+              <w:rPr>
+                <w:rFonts w:ascii="MS Mincho" w:cs="MS Mincho" w:eastAsia="MS Mincho" w:hAnsi="MS Mincho"/>
+                <w:b/>
+                <w:bCs/>
+                <w:color w:val="000000"/>
+                <w:sz w:val="18"/>
+                <w:szCs w:val="18"/>
+              </w:rPr>
+              <w:t xml:space="preserve">差出人</w:t>
+            </w:r>
+          </w:p>
+        </w:tc>
+        <w:tc>
+          <w:tcPr>
+            <w:tcW w:type="dxa" w:w="7831"/>
+            <w:shd w:fill="E8E8E8" w:val="clear"/>
+            <w:tcMar>
+              <w:top w:type="dxa" w:w="80"/>
+              <w:left w:type="dxa" w:w="120"/>
+              <w:bottom w:type="dxa" w:w="80"/>
+              <w:right w:type="dxa" w:w="120"/>
+            </w:tcMar>
+            <w:vAlign w:val="center"/>
+          </w:tcPr>
+          <w:p>
+            <w:pPr>
+              <w:spacing w:after="0" w:line="260" w:lineRule="auto"/>
+            </w:pPr>
+            <w:r>
+              <w:rPr>
+                <w:rFonts w:ascii="MS Mincho" w:cs="MS Mincho" w:eastAsia="MS Mincho" w:hAnsi="MS Mincho"/>
+                <w:b/>
+                <w:bCs/>
+                <w:color w:val="000000"/>
+                <w:sz w:val="18"/>
+                <w:szCs w:val="18"/>
+              </w:rPr>
+              <w:t xml:space="preserve">株式会社パートナー</w:t>
+            </w:r>
+          </w:p>
+        </w:tc>
+      </w:tr>
+      <w:tr>
+        <w:trPr>
+          <w:tblHeader w:val="false"/>
+        </w:trPr>
+        <w:tc>
+          <w:tcPr>
+            <w:tcW w:type="dxa" w:w="1807"/>
+            <w:tcMar>
+              <w:top w:type="dxa" w:w="80"/>
+              <w:left w:type="dxa" w:w="120"/>
+              <w:bottom w:type="dxa" w:w="80"/>
+              <w:right w:type="dxa" w:w="120"/>
+            </w:tcMar>
+            <w:vAlign w:val="center"/>
+          </w:tcPr>
+          <w:p>
+            <w:pPr>
+              <w:spacing w:after="0" w:line="260" w:lineRule="auto"/>
+            </w:pPr>
+            <w:r>
+              <w:rPr>
+                <w:rFonts w:ascii="MS Mincho" w:cs="MS Mincho" w:eastAsia="MS Mincho" w:hAnsi="MS Mincho"/>
+                <w:b w:val="false"/>
+                <w:bCs w:val="false"/>
+                <w:color w:val="000000"/>
+                <w:sz w:val="18"/>
+                <w:szCs w:val="18"/>
+              </w:rPr>
+              <w:t xml:space="preserve">所在地</w:t>
+            </w:r>
+          </w:p>
+        </w:tc>
+        <w:tc>
+          <w:tcPr>
+            <w:tcW w:type="dxa" w:w="7831"/>
+            <w:tcMar>
+              <w:top w:type="dxa" w:w="80"/>
+              <w:left w:type="dxa" w:w="120"/>
+              <w:bottom w:type="dxa" w:w="80"/>
+              <w:right w:type="dxa" w:w="120"/>
+            </w:tcMar>
+            <w:vAlign w:val="center"/>
+          </w:tcPr>
+          <w:p>
+            <w:pPr>
+              <w:spacing w:after="0" w:line="260" w:lineRule="auto"/>
+            </w:pPr>
+            <w:r>
+              <w:rPr>
+                <w:rFonts w:ascii="MS Mincho" w:cs="MS Mincho" w:eastAsia="MS Mincho" w:hAnsi="MS Mincho"/>
+                <w:b w:val="false"/>
+                <w:bCs w:val="false"/>
+                <w:color w:val="000000"/>
+                <w:sz w:val="18"/>
+                <w:szCs w:val="18"/>
+              </w:rPr>
+              <w:t xml:space="preserve">埼玉県富士見市上南畑1937-2</w:t>
+            </w:r>
+          </w:p>
+        </w:tc>
+      </w:tr>
+      <w:tr>
+        <w:trPr>
+          <w:tblHeader w:val="false"/>
+        </w:trPr>
+        <w:tc>
+          <w:tcPr>
+            <w:tcW w:type="dxa" w:w="1807"/>
+            <w:tcMar>
+              <w:top w:type="dxa" w:w="80"/>
+              <w:left w:type="dxa" w:w="120"/>
+              <w:bottom w:type="dxa" w:w="80"/>
+              <w:right w:type="dxa" w:w="120"/>
+            </w:tcMar>
+            <w:vAlign w:val="center"/>
+          </w:tcPr>
+          <w:p>
+            <w:pPr>
+              <w:spacing w:after="0" w:line="260" w:lineRule="auto"/>
+            </w:pPr>
+            <w:r>
+              <w:rPr>
+                <w:rFonts w:ascii="MS Mincho" w:cs="MS Mincho" w:eastAsia="MS Mincho" w:hAnsi="MS Mincho"/>
+                <w:b w:val="false"/>
+                <w:bCs w:val="false"/>
+                <w:color w:val="000000"/>
+                <w:sz w:val="18"/>
+                <w:szCs w:val="18"/>
+              </w:rPr>
+              <w:t xml:space="preserve">代表者</w:t>
+            </w:r>
+          </w:p>
+        </w:tc>
+        <w:tc>
+          <w:tcPr>
+            <w:tcW w:type="dxa" w:w="7831"/>
+            <w:tcMar>
+              <w:top w:type="dxa" w:w="80"/>
+              <w:left w:type="dxa" w:w="120"/>
+              <w:bottom w:type="dxa" w:w="80"/>
+              <w:right w:type="dxa" w:w="120"/>
+            </w:tcMar>
+            <w:vAlign w:val="center"/>
+          </w:tcPr>
+          <w:p>
+            <w:pPr>
+              <w:spacing w:after="0" w:line="260" w:lineRule="auto"/>
+            </w:pPr>
+            <w:r>
+              <w:rPr>
+                <w:rFonts w:ascii="MS Mincho" w:cs="MS Mincho" w:eastAsia="MS Mincho" w:hAnsi="MS Mincho"/>
+                <w:b w:val="false"/>
+                <w:bCs w:val="false"/>
+                <w:color w:val="000000"/>
+                <w:sz w:val="18"/>
+                <w:szCs w:val="18"/>
+              </w:rPr>
+              <w:t xml:space="preserve">代表取締役 矢澤秀幸</w:t>
+            </w:r>
+          </w:p>
+        </w:tc>
+      </w:tr>
+      <w:tr>
+        <w:trPr>
+          <w:tblHeader w:val="false"/>
+        </w:trPr>
+        <w:tc>
+          <w:tcPr>
+            <w:tcW w:type="dxa" w:w="1807"/>
+            <w:tcMar>
+              <w:top w:type="dxa" w:w="80"/>
+              <w:left w:type="dxa" w:w="120"/>
+              <w:bottom w:type="dxa" w:w="80"/>
+              <w:right w:type="dxa" w:w="120"/>
+            </w:tcMar>
+            <w:vAlign w:val="center"/>
+          </w:tcPr>
+          <w:p>
+            <w:pPr>
+              <w:spacing w:after="0" w:line="260" w:lineRule="auto"/>
+            </w:pPr>
+            <w:r>
+              <w:rPr>
+                <w:rFonts w:ascii="MS Mincho" w:cs="MS Mincho" w:eastAsia="MS Mincho" w:hAnsi="MS Mincho"/>
+                <w:b w:val="false"/>
+                <w:bCs w:val="false"/>
+                <w:color w:val="000000"/>
+                <w:sz w:val="18"/>
+                <w:szCs w:val="18"/>
+              </w:rPr>
+              <w:t xml:space="preserve">連絡先</w:t>
+            </w:r>
+          </w:p>
+        </w:tc>
+        <w:tc>
+          <w:tcPr>
+            <w:tcW w:type="dxa" w:w="7831"/>
+            <w:tcMar>
+              <w:top w:type="dxa" w:w="80"/>
+              <w:left w:type="dxa" w:w="120"/>
+              <w:bottom w:type="dxa" w:w="80"/>
+              <w:right w:type="dxa" w:w="120"/>
+            </w:tcMar>
+            <w:vAlign w:val="center"/>
+          </w:tcPr>
+          <w:p>
+            <w:pPr>
+              <w:spacing w:after="0" w:line="260" w:lineRule="auto"/>
+            </w:pPr>
+            <w:r>
+              <w:rPr>
+                <w:rFonts w:ascii="MS Mincho" w:cs="MS Mincho" w:eastAsia="MS Mincho" w:hAnsi="MS Mincho"/>
+                <w:b w:val="false"/>
+                <w:bCs w:val="false"/>
+                <w:color w:val="000000"/>
+                <w:sz w:val="18"/>
+                <w:szCs w:val="18"/>
+              </w:rPr>
+              <w:t xml:space="preserve">yazawa-y@partner-japan.biz</w:t>
+            </w:r>
+          </w:p>
+        </w:tc>
+      </w:tr>
+      <w:tr>
+        <w:trPr>
+          <w:tblHeader w:val="false"/>
+        </w:trPr>
+        <w:tc>
+          <w:tcPr>
+            <w:tcW w:type="dxa" w:w="1807"/>
+            <w:tcMar>
+              <w:top w:type="dxa" w:w="80"/>
+              <w:left w:type="dxa" w:w="120"/>
+              <w:bottom w:type="dxa" w:w="80"/>
+              <w:right w:type="dxa" w:w="120"/>
+            </w:tcMar>
+            <w:vAlign w:val="center"/>
+          </w:tcPr>
+          <w:p>
+            <w:pPr>
+              <w:spacing w:after="0" w:line="260" w:lineRule="auto"/>
+            </w:pPr>
+            <w:r>
+              <w:rPr>
+                <w:rFonts w:ascii="MS Mincho" w:cs="MS Mincho" w:eastAsia="MS Mincho" w:hAnsi="MS Mincho"/>
+                <w:b w:val="false"/>
+                <w:bCs w:val="false"/>
+                <w:color w:val="000000"/>
+                <w:sz w:val="18"/>
+                <w:szCs w:val="18"/>
+              </w:rPr>
+              <w:t xml:space="preserve">許認可</w:t>
+            </w:r>
+          </w:p>
+        </w:tc>
+        <w:tc>
+          <w:tcPr>
+            <w:tcW w:type="dxa" w:w="7831"/>
+            <w:tcMar>
+              <w:top w:type="dxa" w:w="80"/>
+              <w:left w:type="dxa" w:w="120"/>
+              <w:bottom w:type="dxa" w:w="80"/>
+              <w:right w:type="dxa" w:w="120"/>
+            </w:tcMar>
+            <w:vAlign w:val="center"/>
+          </w:tcPr>
+          <w:p>
+            <w:pPr>
+              <w:spacing w:after="0" w:line="260" w:lineRule="auto"/>
+            </w:pPr>
+            <w:r>
+              <w:rPr>
+                <w:rFonts w:ascii="MS Mincho" w:cs="MS Mincho" w:eastAsia="MS Mincho" w:hAnsi="MS Mincho"/>
+                <w:b w:val="false"/>
+                <w:bCs w:val="false"/>
+                <w:color w:val="000000"/>
+                <w:sz w:val="18"/>
+                <w:szCs w:val="18"/>
+              </w:rPr>
+              <w:t xml:space="preserve">有料職業紹介事業 許可番号 11-ユ-301340</w:t>
+            </w:r>
+          </w:p>
+        </w:tc>
+      </w:tr>
+    </w:tbl>
+    <w:p>
+      <w:pPr>
+        <w:spacing w:after="160"/>
+      </w:pPr>
     </w:p>
     <w:sectPr>
       <w:headerReference w:type="default" r:id="rId7"/>

--- a/docs/legal/export/01_レビュー依頼書.docx
+++ b/docs/legal/export/01_レビュー依頼書.docx
@@ -365,7 +365,7 @@
                 <w:sz w:val="18"/>
                 <w:szCs w:val="18"/>
               </w:rPr>
-              <w:t xml:space="preserve">v1.0（弁護士レビュー用）</w:t>
+              <w:t xml:space="preserve">v1.0</w:t>
             </w:r>
           </w:p>
         </w:tc>
@@ -421,7 +421,7 @@
                 <w:sz w:val="18"/>
                 <w:szCs w:val="18"/>
               </w:rPr>
-              <w:t xml:space="preserve">2026年7月27日</w:t>
+              <w:t xml:space="preserve">2026年7月28日</w:t>
             </w:r>
           </w:p>
         </w:tc>
@@ -2433,7 +2433,29 @@
           <w:sz w:val="21"/>
           <w:szCs w:val="21"/>
         </w:rPr>
-        <w:t xml:space="preserve">いずれも日本国外で個人情報を保管・処理します</w:t>
+        <w:t xml:space="preserve">3社とも外国（アメリカ合衆国）の法人です</w:t>
+      </w:r>
+      <w:r>
+        <w:rPr>
+          <w:rFonts w:ascii="MS Mincho" w:cs="MS Mincho" w:eastAsia="MS Mincho" w:hAnsi="MS Mincho"/>
+          <w:b w:val="false"/>
+          <w:bCs w:val="false"/>
+          <w:color w:val="000000"/>
+          <w:sz w:val="21"/>
+          <w:szCs w:val="21"/>
+        </w:rPr>
+        <w:t xml:space="preserve">が、</w:t>
+      </w:r>
+      <w:r>
+        <w:rPr>
+          <w:rFonts w:ascii="MS Mincho" w:cs="MS Mincho" w:eastAsia="MS Mincho" w:hAnsi="MS Mincho"/>
+          <w:b/>
+          <w:bCs/>
+          <w:color w:val="000000"/>
+          <w:sz w:val="21"/>
+          <w:szCs w:val="21"/>
+        </w:rPr>
+        <w:t xml:space="preserve">会員の登録情報を保管するデータベースは日本国内（東京）にあります</w:t>
       </w:r>
       <w:r>
         <w:rPr>
@@ -2460,9 +2482,10 @@
         </w:tblBorders>
       </w:tblPr>
       <w:tblGrid>
-        <w:gridCol w:w="2249"/>
-        <w:gridCol w:w="2891"/>
-        <w:gridCol w:w="4498"/>
+        <w:gridCol w:w="2014"/>
+        <w:gridCol w:w="2589"/>
+        <w:gridCol w:w="1600"/>
+        <w:gridCol w:w="3435"/>
       </w:tblGrid>
       <w:tr>
         <w:trPr>
@@ -2470,7 +2493,7 @@
         </w:trPr>
         <w:tc>
           <w:tcPr>
-            <w:tcW w:type="dxa" w:w="2249"/>
+            <w:tcW w:type="dxa" w:w="2014"/>
             <w:shd w:fill="E8E8E8" w:val="clear"/>
             <w:tcMar>
               <w:top w:type="dxa" w:w="80"/>
@@ -2499,7 +2522,7 @@
         </w:tc>
         <w:tc>
           <w:tcPr>
-            <w:tcW w:type="dxa" w:w="2891"/>
+            <w:tcW w:type="dxa" w:w="2589"/>
             <w:shd w:fill="E8E8E8" w:val="clear"/>
             <w:tcMar>
               <w:top w:type="dxa" w:w="80"/>
@@ -2528,7 +2551,7 @@
         </w:tc>
         <w:tc>
           <w:tcPr>
-            <w:tcW w:type="dxa" w:w="4498"/>
+            <w:tcW w:type="dxa" w:w="1600"/>
             <w:shd w:fill="E8E8E8" w:val="clear"/>
             <w:tcMar>
               <w:top w:type="dxa" w:w="80"/>
@@ -2551,7 +2574,36 @@
                 <w:sz w:val="18"/>
                 <w:szCs w:val="18"/>
               </w:rPr>
-              <w:t xml:space="preserve">保管・処理国</w:t>
+              <w:t xml:space="preserve">委託先の所在国</w:t>
+            </w:r>
+          </w:p>
+        </w:tc>
+        <w:tc>
+          <w:tcPr>
+            <w:tcW w:type="dxa" w:w="3435"/>
+            <w:shd w:fill="E8E8E8" w:val="clear"/>
+            <w:tcMar>
+              <w:top w:type="dxa" w:w="80"/>
+              <w:left w:type="dxa" w:w="120"/>
+              <w:bottom w:type="dxa" w:w="80"/>
+              <w:right w:type="dxa" w:w="120"/>
+            </w:tcMar>
+            <w:vAlign w:val="center"/>
+          </w:tcPr>
+          <w:p>
+            <w:pPr>
+              <w:spacing w:after="0" w:line="260" w:lineRule="auto"/>
+            </w:pPr>
+            <w:r>
+              <w:rPr>
+                <w:rFonts w:ascii="MS Mincho" w:cs="MS Mincho" w:eastAsia="MS Mincho" w:hAnsi="MS Mincho"/>
+                <w:b/>
+                <w:bCs/>
+                <w:color w:val="000000"/>
+                <w:sz w:val="18"/>
+                <w:szCs w:val="18"/>
+              </w:rPr>
+              <w:t xml:space="preserve">データの保管・処理国</w:t>
             </w:r>
           </w:p>
         </w:tc>
@@ -2562,7 +2614,7 @@
         </w:trPr>
         <w:tc>
           <w:tcPr>
-            <w:tcW w:type="dxa" w:w="2249"/>
+            <w:tcW w:type="dxa" w:w="2014"/>
             <w:tcMar>
               <w:top w:type="dxa" w:w="80"/>
               <w:left w:type="dxa" w:w="120"/>
@@ -2590,7 +2642,7 @@
         </w:tc>
         <w:tc>
           <w:tcPr>
-            <w:tcW w:type="dxa" w:w="2891"/>
+            <w:tcW w:type="dxa" w:w="2589"/>
             <w:tcMar>
               <w:top w:type="dxa" w:w="80"/>
               <w:left w:type="dxa" w:w="120"/>
@@ -2618,7 +2670,7 @@
         </w:tc>
         <w:tc>
           <w:tcPr>
-            <w:tcW w:type="dxa" w:w="4498"/>
+            <w:tcW w:type="dxa" w:w="1600"/>
             <w:tcMar>
               <w:top w:type="dxa" w:w="80"/>
               <w:left w:type="dxa" w:w="120"/>
@@ -2640,18 +2692,46 @@
                 <w:sz w:val="18"/>
                 <w:szCs w:val="18"/>
               </w:rPr>
-              <w:t xml:space="preserve">オーストラリア</w:t>
-            </w:r>
-            <w:r>
-              <w:rPr>
-                <w:rFonts w:ascii="MS Mincho" w:cs="MS Mincho" w:eastAsia="MS Mincho" w:hAnsi="MS Mincho"/>
-                <w:b w:val="false"/>
-                <w:bCs w:val="false"/>
-                <w:color w:val="000000"/>
-                <w:sz w:val="18"/>
-                <w:szCs w:val="18"/>
-              </w:rPr>
-              <w:t xml:space="preserve">（シドニー）</w:t>
+              <w:t xml:space="preserve">アメリカ合衆国</w:t>
+            </w:r>
+          </w:p>
+        </w:tc>
+        <w:tc>
+          <w:tcPr>
+            <w:tcW w:type="dxa" w:w="3435"/>
+            <w:tcMar>
+              <w:top w:type="dxa" w:w="80"/>
+              <w:left w:type="dxa" w:w="120"/>
+              <w:bottom w:type="dxa" w:w="80"/>
+              <w:right w:type="dxa" w:w="120"/>
+            </w:tcMar>
+            <w:vAlign w:val="center"/>
+          </w:tcPr>
+          <w:p>
+            <w:pPr>
+              <w:spacing w:after="0" w:line="260" w:lineRule="auto"/>
+            </w:pPr>
+            <w:r>
+              <w:rPr>
+                <w:rFonts w:ascii="MS Mincho" w:cs="MS Mincho" w:eastAsia="MS Mincho" w:hAnsi="MS Mincho"/>
+                <w:b/>
+                <w:bCs/>
+                <w:color w:val="000000"/>
+                <w:sz w:val="18"/>
+                <w:szCs w:val="18"/>
+              </w:rPr>
+              <w:t xml:space="preserve">日本</w:t>
+            </w:r>
+            <w:r>
+              <w:rPr>
+                <w:rFonts w:ascii="MS Mincho" w:cs="MS Mincho" w:eastAsia="MS Mincho" w:hAnsi="MS Mincho"/>
+                <w:b w:val="false"/>
+                <w:bCs w:val="false"/>
+                <w:color w:val="000000"/>
+                <w:sz w:val="18"/>
+                <w:szCs w:val="18"/>
+              </w:rPr>
+              <w:t xml:space="preserve">（東京）</w:t>
             </w:r>
           </w:p>
         </w:tc>
@@ -2662,7 +2742,7 @@
         </w:trPr>
         <w:tc>
           <w:tcPr>
-            <w:tcW w:type="dxa" w:w="2249"/>
+            <w:tcW w:type="dxa" w:w="2014"/>
             <w:tcMar>
               <w:top w:type="dxa" w:w="80"/>
               <w:left w:type="dxa" w:w="120"/>
@@ -2690,7 +2770,7 @@
         </w:tc>
         <w:tc>
           <w:tcPr>
-            <w:tcW w:type="dxa" w:w="2891"/>
+            <w:tcW w:type="dxa" w:w="2589"/>
             <w:tcMar>
               <w:top w:type="dxa" w:w="80"/>
               <w:left w:type="dxa" w:w="120"/>
@@ -2718,7 +2798,35 @@
         </w:tc>
         <w:tc>
           <w:tcPr>
-            <w:tcW w:type="dxa" w:w="4498"/>
+            <w:tcW w:type="dxa" w:w="1600"/>
+            <w:tcMar>
+              <w:top w:type="dxa" w:w="80"/>
+              <w:left w:type="dxa" w:w="120"/>
+              <w:bottom w:type="dxa" w:w="80"/>
+              <w:right w:type="dxa" w:w="120"/>
+            </w:tcMar>
+            <w:vAlign w:val="center"/>
+          </w:tcPr>
+          <w:p>
+            <w:pPr>
+              <w:spacing w:after="0" w:line="260" w:lineRule="auto"/>
+            </w:pPr>
+            <w:r>
+              <w:rPr>
+                <w:rFonts w:ascii="MS Mincho" w:cs="MS Mincho" w:eastAsia="MS Mincho" w:hAnsi="MS Mincho"/>
+                <w:b/>
+                <w:bCs/>
+                <w:color w:val="000000"/>
+                <w:sz w:val="18"/>
+                <w:szCs w:val="18"/>
+              </w:rPr>
+              <w:t xml:space="preserve">アメリカ合衆国</w:t>
+            </w:r>
+          </w:p>
+        </w:tc>
+        <w:tc>
+          <w:tcPr>
+            <w:tcW w:type="dxa" w:w="3435"/>
             <w:tcMar>
               <w:top w:type="dxa" w:w="80"/>
               <w:left w:type="dxa" w:w="120"/>
@@ -2762,7 +2870,7 @@
         </w:trPr>
         <w:tc>
           <w:tcPr>
-            <w:tcW w:type="dxa" w:w="2249"/>
+            <w:tcW w:type="dxa" w:w="2014"/>
             <w:tcMar>
               <w:top w:type="dxa" w:w="80"/>
               <w:left w:type="dxa" w:w="120"/>
@@ -2790,7 +2898,7 @@
         </w:tc>
         <w:tc>
           <w:tcPr>
-            <w:tcW w:type="dxa" w:w="2891"/>
+            <w:tcW w:type="dxa" w:w="2589"/>
             <w:tcMar>
               <w:top w:type="dxa" w:w="80"/>
               <w:left w:type="dxa" w:w="120"/>
@@ -2818,7 +2926,35 @@
         </w:tc>
         <w:tc>
           <w:tcPr>
-            <w:tcW w:type="dxa" w:w="4498"/>
+            <w:tcW w:type="dxa" w:w="1600"/>
+            <w:tcMar>
+              <w:top w:type="dxa" w:w="80"/>
+              <w:left w:type="dxa" w:w="120"/>
+              <w:bottom w:type="dxa" w:w="80"/>
+              <w:right w:type="dxa" w:w="120"/>
+            </w:tcMar>
+            <w:vAlign w:val="center"/>
+          </w:tcPr>
+          <w:p>
+            <w:pPr>
+              <w:spacing w:after="0" w:line="260" w:lineRule="auto"/>
+            </w:pPr>
+            <w:r>
+              <w:rPr>
+                <w:rFonts w:ascii="MS Mincho" w:cs="MS Mincho" w:eastAsia="MS Mincho" w:hAnsi="MS Mincho"/>
+                <w:b/>
+                <w:bCs/>
+                <w:color w:val="000000"/>
+                <w:sz w:val="18"/>
+                <w:szCs w:val="18"/>
+              </w:rPr>
+              <w:t xml:space="preserve">アメリカ合衆国</w:t>
+            </w:r>
+          </w:p>
+        </w:tc>
+        <w:tc>
+          <w:tcPr>
+            <w:tcW w:type="dxa" w:w="3435"/>
             <w:tcMar>
               <w:top w:type="dxa" w:w="80"/>
               <w:left w:type="dxa" w:w="120"/>
@@ -2870,7 +3006,7 @@
           <w:sz w:val="18"/>
           <w:szCs w:val="18"/>
         </w:rPr>
-        <w:t xml:space="preserve">補足</w:t>
+        <w:t xml:space="preserve">補足（保管場所の移設について）</w:t>
       </w:r>
       <w:r>
         <w:rPr>
@@ -2881,7 +3017,7 @@
           <w:sz w:val="18"/>
           <w:szCs w:val="18"/>
         </w:rPr>
-        <w:t xml:space="preserve">: Supabase の保管国は、管理画面（Project Settings → General）で確認したところ </w:t>
+        <w:t xml:space="preserve">: Supabase の保管先は当初 </w:t>
       </w:r>
       <w:r>
         <w:rPr>
@@ -2904,7 +3040,7 @@
           <w:sz w:val="18"/>
           <w:szCs w:val="18"/>
         </w:rPr>
-        <w:t xml:space="preserve">（オーストラリア）でした。当社は、</w:t>
+        <w:t xml:space="preserve">（オーストラリア）でしたが、</w:t>
       </w:r>
       <w:r>
         <w:rPr>
@@ -2915,7 +3051,30 @@
           <w:sz w:val="18"/>
           <w:szCs w:val="18"/>
         </w:rPr>
-        <w:t xml:space="preserve">公開前に東京リージョンへ移設する予定</w:t>
+        <w:t xml:space="preserve">2026年7月28日に東京リージョン（</w:t>
+      </w:r>
+      <w:r>
+        <w:rPr>
+          <w:rFonts w:ascii="Consolas" w:cs="Consolas" w:eastAsia="Consolas" w:hAnsi="Consolas"/>
+          <w:b/>
+          <w:bCs/>
+          <w:color w:val="000000"/>
+          <w:sz w:val="18"/>
+          <w:szCs w:val="18"/>
+          <w:shd w:fill="F0F0F0" w:val="clear"/>
+        </w:rPr>
+        <w:t xml:space="preserve">ap-northeast-1</w:t>
+      </w:r>
+      <w:r>
+        <w:rPr>
+          <w:rFonts w:ascii="MS Mincho" w:cs="MS Mincho" w:eastAsia="MS Mincho" w:hAnsi="MS Mincho"/>
+          <w:b/>
+          <w:bCs/>
+          <w:color w:val="000000"/>
+          <w:sz w:val="18"/>
+          <w:szCs w:val="18"/>
+        </w:rPr>
+        <w:t xml:space="preserve">）へ移設し、旧環境は削除済みです。</w:t>
       </w:r>
       <w:r>
         <w:rPr>
@@ -2926,7 +3085,73 @@
           <w:sz w:val="18"/>
           <w:szCs w:val="18"/>
         </w:rPr>
-        <w:t xml:space="preserve">です。</w:t>
+        <w:t xml:space="preserve"> 会員データが実質的に存在しない段階で実施したため、移行に伴う不都合はありません。</w:t>
+      </w:r>
+      <w:r>
+        <w:rPr>
+          <w:rFonts w:ascii="MS Mincho" w:cs="MS Mincho" w:eastAsia="MS Mincho" w:hAnsi="MS Mincho"/>
+          <w:b/>
+          <w:bCs/>
+          <w:color w:val="000000"/>
+          <w:sz w:val="18"/>
+          <w:szCs w:val="18"/>
+        </w:rPr>
+        <w:t xml:space="preserve">したがって、オーストラリアの法制度についてご検討いただく必要はありません。</w:t>
+      </w:r>
+    </w:p>
+    <w:p>
+      <w:pPr>
+        <w:pBdr>
+          <w:left w:val="single" w:color="AAAAAA" w:sz="18" w:space="10"/>
+        </w:pBdr>
+        <w:shd w:fill="F5F5F5" w:val="clear"/>
+        <w:spacing w:after="40" w:before="0" w:line="280" w:lineRule="auto"/>
+        <w:ind w:left="260"/>
+        <w:jc w:val="both"/>
+      </w:pPr>
+      <w:r>
+        <w:rPr>
+          <w:rFonts w:ascii="MS Mincho" w:cs="MS Mincho" w:eastAsia="MS Mincho" w:hAnsi="MS Mincho"/>
+          <w:b/>
+          <w:bCs/>
+          <w:color w:val="000000"/>
+          <w:sz w:val="18"/>
+          <w:szCs w:val="18"/>
+        </w:rPr>
+        <w:t xml:space="preserve">当社の理解</w:t>
+      </w:r>
+      <w:r>
+        <w:rPr>
+          <w:rFonts w:ascii="MS Mincho" w:cs="MS Mincho" w:eastAsia="MS Mincho" w:hAnsi="MS Mincho"/>
+          <w:b w:val="false"/>
+          <w:bCs w:val="false"/>
+          <w:color w:val="000000"/>
+          <w:sz w:val="18"/>
+          <w:szCs w:val="18"/>
+        </w:rPr>
+        <w:t xml:space="preserve">: 保管場所が日本になっても、</w:t>
+      </w:r>
+      <w:r>
+        <w:rPr>
+          <w:rFonts w:ascii="MS Mincho" w:cs="MS Mincho" w:eastAsia="MS Mincho" w:hAnsi="MS Mincho"/>
+          <w:b/>
+          <w:bCs/>
+          <w:color w:val="000000"/>
+          <w:sz w:val="18"/>
+          <w:szCs w:val="18"/>
+        </w:rPr>
+        <w:t xml:space="preserve">Supabase, Inc. が米国法人であること自体は変わらない</w:t>
+      </w:r>
+      <w:r>
+        <w:rPr>
+          <w:rFonts w:ascii="MS Mincho" w:cs="MS Mincho" w:eastAsia="MS Mincho" w:hAnsi="MS Mincho"/>
+          <w:b w:val="false"/>
+          <w:bCs w:val="false"/>
+          <w:color w:val="000000"/>
+          <w:sz w:val="18"/>
+          <w:szCs w:val="18"/>
+        </w:rPr>
+        <w:t xml:space="preserve">ため、個人情報保護法第28条（外国にある第三者への提供）の整理そのものは変わらないと理解しています。</w:t>
       </w:r>
     </w:p>
     <w:p>
@@ -2948,7 +3173,7 @@
           <w:sz w:val="18"/>
           <w:szCs w:val="18"/>
         </w:rPr>
-        <w:t xml:space="preserve">移設後は保管国が日本になりますが、</w:t>
+        <w:t xml:space="preserve">あわせて、</w:t>
       </w:r>
       <w:r>
         <w:rPr>
@@ -2959,7 +3184,7 @@
           <w:sz w:val="18"/>
           <w:szCs w:val="18"/>
         </w:rPr>
-        <w:t xml:space="preserve">Supabase, Inc. が米国法人であること自体は変わらない</w:t>
+        <w:t xml:space="preserve">第32条の「外的環境の把握」についても、外国にある事業者に取扱いを委託している以上、保管場所を日本にしても米国が対象として残る</w:t>
       </w:r>
       <w:r>
         <w:rPr>
@@ -2970,7 +3195,7 @@
           <w:sz w:val="18"/>
           <w:szCs w:val="18"/>
         </w:rPr>
-        <w:t xml:space="preserve">ため、越境移転の整理そのものは変わらないと理解しています。この理解の当否を資料④ A-1 でご確認ください。</w:t>
+        <w:t xml:space="preserve">と理解しています（当初は「移設すれば軽くなる」と考えていましたが、誤りであったと認識しました）。</w:t>
       </w:r>
       <w:r>
         <w:rPr>
@@ -2981,7 +3206,7 @@
           <w:sz w:val="18"/>
           <w:szCs w:val="18"/>
         </w:rPr>
-        <w:t xml:space="preserve">移設の要否・優先度についてのご意見もいただけますと幸いです。</w:t>
+        <w:t xml:space="preserve">これらの理解の当否を、資料④ A-1・A-6 でご確認ください。</w:t>
       </w:r>
     </w:p>
     <w:p>
@@ -3778,7 +4003,7 @@
                 <w:sz w:val="18"/>
                 <w:szCs w:val="18"/>
               </w:rPr>
-              <w:t xml:space="preserve">2026年8月18日（サイトの公開予定日）</w:t>
+              <w:t xml:space="preserve">2026年8月8日（サイトの稼働開始日）</w:t>
             </w:r>
           </w:p>
         </w:tc>
@@ -3860,6 +4085,335 @@
     </w:p>
     <w:p>
       <w:pPr>
+        <w:spacing w:after="120" w:line="300" w:lineRule="auto"/>
+        <w:jc w:val="both"/>
+      </w:pPr>
+      <w:r>
+        <w:rPr>
+          <w:rFonts w:ascii="MS Mincho" w:cs="MS Mincho" w:eastAsia="MS Mincho" w:hAnsi="MS Mincho"/>
+          <w:b/>
+          <w:bCs/>
+          <w:color w:val="000000"/>
+          <w:sz w:val="21"/>
+          <w:szCs w:val="21"/>
+        </w:rPr>
+        <w:t xml:space="preserve">「全体が揃っていないと判断しにくい」旨のご指摘を踏まえ、当初の『公開前にレビュー』という段取りを改めました。</w:t>
+      </w:r>
+      <w:r>
+        <w:rPr>
+          <w:rFonts w:ascii="MS Mincho" w:cs="MS Mincho" w:eastAsia="MS Mincho" w:hAnsi="MS Mincho"/>
+          <w:b w:val="false"/>
+          <w:bCs w:val="false"/>
+          <w:color w:val="000000"/>
+          <w:sz w:val="21"/>
+          <w:szCs w:val="21"/>
+        </w:rPr>
+        <w:t xml:space="preserve"> サイトを完成・稼働させたうえで、実物とあわせてご確認いただく形とさせてください。</w:t>
+      </w:r>
+    </w:p>
+    <w:tbl>
+      <w:tblPr>
+        <w:tblW w:type="dxa" w:w="9638"/>
+        <w:tblBorders>
+          <w:top w:val="single" w:color="auto" w:sz="4"/>
+          <w:left w:val="single" w:color="auto" w:sz="4"/>
+          <w:bottom w:val="single" w:color="auto" w:sz="4"/>
+          <w:right w:val="single" w:color="auto" w:sz="4"/>
+          <w:insideH w:val="single" w:color="auto" w:sz="4"/>
+          <w:insideV w:val="single" w:color="auto" w:sz="4"/>
+        </w:tblBorders>
+      </w:tblPr>
+      <w:tblGrid>
+        <w:gridCol w:w="1600"/>
+        <w:gridCol w:w="8038"/>
+      </w:tblGrid>
+      <w:tr>
+        <w:trPr>
+          <w:tblHeader/>
+        </w:trPr>
+        <w:tc>
+          <w:tcPr>
+            <w:tcW w:type="dxa" w:w="1600"/>
+            <w:shd w:fill="E8E8E8" w:val="clear"/>
+            <w:tcMar>
+              <w:top w:type="dxa" w:w="80"/>
+              <w:left w:type="dxa" w:w="120"/>
+              <w:bottom w:type="dxa" w:w="80"/>
+              <w:right w:type="dxa" w:w="120"/>
+            </w:tcMar>
+            <w:vAlign w:val="center"/>
+          </w:tcPr>
+          <w:p>
+            <w:pPr>
+              <w:spacing w:after="0" w:line="260" w:lineRule="auto"/>
+            </w:pPr>
+            <w:r>
+              <w:rPr>
+                <w:rFonts w:ascii="MS Mincho" w:cs="MS Mincho" w:eastAsia="MS Mincho" w:hAnsi="MS Mincho"/>
+                <w:b/>
+                <w:bCs/>
+                <w:color w:val="000000"/>
+                <w:sz w:val="18"/>
+                <w:szCs w:val="18"/>
+              </w:rPr>
+              <w:t xml:space="preserve">時期</w:t>
+            </w:r>
+          </w:p>
+        </w:tc>
+        <w:tc>
+          <w:tcPr>
+            <w:tcW w:type="dxa" w:w="8038"/>
+            <w:shd w:fill="E8E8E8" w:val="clear"/>
+            <w:tcMar>
+              <w:top w:type="dxa" w:w="80"/>
+              <w:left w:type="dxa" w:w="120"/>
+              <w:bottom w:type="dxa" w:w="80"/>
+              <w:right w:type="dxa" w:w="120"/>
+            </w:tcMar>
+            <w:vAlign w:val="center"/>
+          </w:tcPr>
+          <w:p>
+            <w:pPr>
+              <w:spacing w:after="0" w:line="260" w:lineRule="auto"/>
+            </w:pPr>
+            <w:r>
+              <w:rPr>
+                <w:rFonts w:ascii="MS Mincho" w:cs="MS Mincho" w:eastAsia="MS Mincho" w:hAnsi="MS Mincho"/>
+                <w:b/>
+                <w:bCs/>
+                <w:color w:val="000000"/>
+                <w:sz w:val="18"/>
+                <w:szCs w:val="18"/>
+              </w:rPr>
+              <w:t xml:space="preserve">内容</w:t>
+            </w:r>
+          </w:p>
+        </w:tc>
+      </w:tr>
+      <w:tr>
+        <w:trPr>
+          <w:tblHeader w:val="false"/>
+        </w:trPr>
+        <w:tc>
+          <w:tcPr>
+            <w:tcW w:type="dxa" w:w="1600"/>
+            <w:tcMar>
+              <w:top w:type="dxa" w:w="80"/>
+              <w:left w:type="dxa" w:w="120"/>
+              <w:bottom w:type="dxa" w:w="80"/>
+              <w:right w:type="dxa" w:w="120"/>
+            </w:tcMar>
+            <w:vAlign w:val="center"/>
+          </w:tcPr>
+          <w:p>
+            <w:pPr>
+              <w:spacing w:after="0" w:line="260" w:lineRule="auto"/>
+            </w:pPr>
+            <w:r>
+              <w:rPr>
+                <w:rFonts w:ascii="MS Mincho" w:cs="MS Mincho" w:eastAsia="MS Mincho" w:hAnsi="MS Mincho"/>
+                <w:b/>
+                <w:bCs/>
+                <w:color w:val="000000"/>
+                <w:sz w:val="18"/>
+                <w:szCs w:val="18"/>
+              </w:rPr>
+              <w:t xml:space="preserve">2026年8月8日</w:t>
+            </w:r>
+          </w:p>
+        </w:tc>
+        <w:tc>
+          <w:tcPr>
+            <w:tcW w:type="dxa" w:w="8038"/>
+            <w:tcMar>
+              <w:top w:type="dxa" w:w="80"/>
+              <w:left w:type="dxa" w:w="120"/>
+              <w:bottom w:type="dxa" w:w="80"/>
+              <w:right w:type="dxa" w:w="120"/>
+            </w:tcMar>
+            <w:vAlign w:val="center"/>
+          </w:tcPr>
+          <w:p>
+            <w:pPr>
+              <w:spacing w:after="0" w:line="260" w:lineRule="auto"/>
+            </w:pPr>
+            <w:r>
+              <w:rPr>
+                <w:rFonts w:ascii="MS Mincho" w:cs="MS Mincho" w:eastAsia="MS Mincho" w:hAnsi="MS Mincho"/>
+                <w:b w:val="false"/>
+                <w:bCs w:val="false"/>
+                <w:color w:val="000000"/>
+                <w:sz w:val="18"/>
+                <w:szCs w:val="18"/>
+              </w:rPr>
+              <w:t xml:space="preserve">サイトを</w:t>
+            </w:r>
+            <w:r>
+              <w:rPr>
+                <w:rFonts w:ascii="MS Mincho" w:cs="MS Mincho" w:eastAsia="MS Mincho" w:hAnsi="MS Mincho"/>
+                <w:b/>
+                <w:bCs/>
+                <w:color w:val="000000"/>
+                <w:sz w:val="18"/>
+                <w:szCs w:val="18"/>
+              </w:rPr>
+              <w:t xml:space="preserve">稼働可能な状態</w:t>
+            </w:r>
+            <w:r>
+              <w:rPr>
+                <w:rFonts w:ascii="MS Mincho" w:cs="MS Mincho" w:eastAsia="MS Mincho" w:hAnsi="MS Mincho"/>
+                <w:b w:val="false"/>
+                <w:bCs w:val="false"/>
+                <w:color w:val="000000"/>
+                <w:sz w:val="18"/>
+                <w:szCs w:val="18"/>
+              </w:rPr>
+              <w:t xml:space="preserve">にする（本資料の制定日）。この時点で規約・プライバシーポリシー・明示事項の各ページを掲出します</w:t>
+            </w:r>
+          </w:p>
+        </w:tc>
+      </w:tr>
+      <w:tr>
+        <w:trPr>
+          <w:tblHeader w:val="false"/>
+        </w:trPr>
+        <w:tc>
+          <w:tcPr>
+            <w:tcW w:type="dxa" w:w="1600"/>
+            <w:tcMar>
+              <w:top w:type="dxa" w:w="80"/>
+              <w:left w:type="dxa" w:w="120"/>
+              <w:bottom w:type="dxa" w:w="80"/>
+              <w:right w:type="dxa" w:w="120"/>
+            </w:tcMar>
+            <w:vAlign w:val="center"/>
+          </w:tcPr>
+          <w:p>
+            <w:pPr>
+              <w:spacing w:after="0" w:line="260" w:lineRule="auto"/>
+            </w:pPr>
+            <w:r>
+              <w:rPr>
+                <w:rFonts w:ascii="MS Mincho" w:cs="MS Mincho" w:eastAsia="MS Mincho" w:hAnsi="MS Mincho"/>
+                <w:b/>
+                <w:bCs/>
+                <w:color w:val="000000"/>
+                <w:sz w:val="18"/>
+                <w:szCs w:val="18"/>
+              </w:rPr>
+              <w:t xml:space="preserve">2026年8月18日</w:t>
+            </w:r>
+          </w:p>
+        </w:tc>
+        <w:tc>
+          <w:tcPr>
+            <w:tcW w:type="dxa" w:w="8038"/>
+            <w:tcMar>
+              <w:top w:type="dxa" w:w="80"/>
+              <w:left w:type="dxa" w:w="120"/>
+              <w:bottom w:type="dxa" w:w="80"/>
+              <w:right w:type="dxa" w:w="120"/>
+            </w:tcMar>
+            <w:vAlign w:val="center"/>
+          </w:tcPr>
+          <w:p>
+            <w:pPr>
+              <w:spacing w:after="0" w:line="260" w:lineRule="auto"/>
+            </w:pPr>
+            <w:r>
+              <w:rPr>
+                <w:rFonts w:ascii="MS Mincho" w:cs="MS Mincho" w:eastAsia="MS Mincho" w:hAnsi="MS Mincho"/>
+                <w:b/>
+                <w:bCs/>
+                <w:color w:val="000000"/>
+                <w:sz w:val="18"/>
+                <w:szCs w:val="18"/>
+              </w:rPr>
+              <w:t xml:space="preserve">本格稼働</w:t>
+            </w:r>
+          </w:p>
+        </w:tc>
+      </w:tr>
+      <w:tr>
+        <w:trPr>
+          <w:tblHeader w:val="false"/>
+        </w:trPr>
+        <w:tc>
+          <w:tcPr>
+            <w:tcW w:type="dxa" w:w="1600"/>
+            <w:tcMar>
+              <w:top w:type="dxa" w:w="80"/>
+              <w:left w:type="dxa" w:w="120"/>
+              <w:bottom w:type="dxa" w:w="80"/>
+              <w:right w:type="dxa" w:w="120"/>
+            </w:tcMar>
+            <w:vAlign w:val="center"/>
+          </w:tcPr>
+          <w:p>
+            <w:pPr>
+              <w:spacing w:after="0" w:line="260" w:lineRule="auto"/>
+            </w:pPr>
+            <w:r>
+              <w:rPr>
+                <w:rFonts w:ascii="MS Mincho" w:cs="MS Mincho" w:eastAsia="MS Mincho" w:hAnsi="MS Mincho"/>
+                <w:b w:val="false"/>
+                <w:bCs w:val="false"/>
+                <w:color w:val="000000"/>
+                <w:sz w:val="18"/>
+                <w:szCs w:val="18"/>
+              </w:rPr>
+              <w:t xml:space="preserve">8月18日以降</w:t>
+            </w:r>
+          </w:p>
+        </w:tc>
+        <w:tc>
+          <w:tcPr>
+            <w:tcW w:type="dxa" w:w="8038"/>
+            <w:tcMar>
+              <w:top w:type="dxa" w:w="80"/>
+              <w:left w:type="dxa" w:w="120"/>
+              <w:bottom w:type="dxa" w:w="80"/>
+              <w:right w:type="dxa" w:w="120"/>
+            </w:tcMar>
+            <w:vAlign w:val="center"/>
+          </w:tcPr>
+          <w:p>
+            <w:pPr>
+              <w:spacing w:after="0" w:line="260" w:lineRule="auto"/>
+            </w:pPr>
+            <w:r>
+              <w:rPr>
+                <w:rFonts w:ascii="MS Mincho" w:cs="MS Mincho" w:eastAsia="MS Mincho" w:hAnsi="MS Mincho"/>
+                <w:b/>
+                <w:bCs/>
+                <w:color w:val="000000"/>
+                <w:sz w:val="18"/>
+                <w:szCs w:val="18"/>
+              </w:rPr>
+              <w:t xml:space="preserve">当面は当社の関係者を中心とした小規模な運用</w:t>
+            </w:r>
+            <w:r>
+              <w:rPr>
+                <w:rFonts w:ascii="MS Mincho" w:cs="MS Mincho" w:eastAsia="MS Mincho" w:hAnsi="MS Mincho"/>
+                <w:b w:val="false"/>
+                <w:bCs w:val="false"/>
+                <w:color w:val="000000"/>
+                <w:sz w:val="18"/>
+                <w:szCs w:val="18"/>
+              </w:rPr>
+              <w:t xml:space="preserve">にとどめ、その間に本資料のご確認をいただく</w:t>
+            </w:r>
+          </w:p>
+        </w:tc>
+      </w:tr>
+    </w:tbl>
+    <w:p>
+      <w:pPr>
+        <w:spacing w:after="160"/>
+      </w:pPr>
+    </w:p>
+    <w:p>
+      <w:pPr>
         <w:pStyle w:val="ListParagraph"/>
         <w:numPr>
           <w:ilvl w:val="0"/>
@@ -3877,7 +4431,7 @@
           <w:sz w:val="21"/>
           <w:szCs w:val="21"/>
         </w:rPr>
-        <w:t xml:space="preserve">サイトの公開予定日</w:t>
+        <w:t xml:space="preserve">ご確認いただきたい時期</w:t>
       </w:r>
       <w:r>
         <w:rPr>
@@ -3888,7 +4442,7 @@
           <w:sz w:val="21"/>
           <w:szCs w:val="21"/>
         </w:rPr>
-        <w:t xml:space="preserve">: </w:t>
+        <w:t xml:space="preserve">: 小規模運用の期間中（</w:t>
       </w:r>
       <w:r>
         <w:rPr>
@@ -3899,7 +4453,18 @@
           <w:sz w:val="21"/>
           <w:szCs w:val="21"/>
         </w:rPr>
-        <w:t xml:space="preserve">2026年8月18日</w:t>
+        <w:t xml:space="preserve">2026年9月上旬を目安</w:t>
+      </w:r>
+      <w:r>
+        <w:rPr>
+          <w:rFonts w:ascii="MS Mincho" w:cs="MS Mincho" w:eastAsia="MS Mincho" w:hAnsi="MS Mincho"/>
+          <w:b w:val="false"/>
+          <w:bCs w:val="false"/>
+          <w:color w:val="000000"/>
+          <w:sz w:val="21"/>
+          <w:szCs w:val="21"/>
+        </w:rPr>
+        <w:t xml:space="preserve">）にご回答いただけますと幸いです。実際に稼働しているサイトをご覧いただけますので、あわせてご確認ください。</w:t>
       </w:r>
     </w:p>
     <w:p>
@@ -3921,7 +4486,7 @@
           <w:sz w:val="21"/>
           <w:szCs w:val="21"/>
         </w:rPr>
-        <w:t xml:space="preserve">ご希望の返却期限</w:t>
+        <w:t xml:space="preserve">当社の認識</w:t>
       </w:r>
       <w:r>
         <w:rPr>
@@ -3932,7 +4497,7 @@
           <w:sz w:val="21"/>
           <w:szCs w:val="21"/>
         </w:rPr>
-        <w:t xml:space="preserve">: </w:t>
+        <w:t xml:space="preserve">: 稼働開始時点では、本資料の内容は</w:t>
       </w:r>
       <w:r>
         <w:rPr>
@@ -3943,14 +4508,47 @@
           <w:sz w:val="21"/>
           <w:szCs w:val="21"/>
         </w:rPr>
-        <w:t xml:space="preserve">2026年8月8日</w:t>
+        <w:t xml:space="preserve">当社の判断で確定させたもの</w:t>
+      </w:r>
+      <w:r>
+        <w:rPr>
+          <w:rFonts w:ascii="MS Mincho" w:cs="MS Mincho" w:eastAsia="MS Mincho" w:hAnsi="MS Mincho"/>
+          <w:b w:val="false"/>
+          <w:bCs w:val="false"/>
+          <w:color w:val="000000"/>
+          <w:sz w:val="21"/>
+          <w:szCs w:val="21"/>
+        </w:rPr>
+        <w:t xml:space="preserve">です。ご指摘により条文・画面・運用の修正が必要となった場合は、</w:t>
+      </w:r>
+      <w:r>
+        <w:rPr>
+          <w:rFonts w:ascii="MS Mincho" w:cs="MS Mincho" w:eastAsia="MS Mincho" w:hAnsi="MS Mincho"/>
+          <w:b/>
+          <w:bCs/>
+          <w:color w:val="000000"/>
+          <w:sz w:val="21"/>
+          <w:szCs w:val="21"/>
+        </w:rPr>
+        <w:t xml:space="preserve">小規模運用の期間中に対応します。</w:t>
+      </w:r>
+      <w:r>
+        <w:rPr>
+          <w:rFonts w:ascii="MS Mincho" w:cs="MS Mincho" w:eastAsia="MS Mincho" w:hAnsi="MS Mincho"/>
+          <w:b w:val="false"/>
+          <w:bCs w:val="false"/>
+          <w:color w:val="000000"/>
+          <w:sz w:val="21"/>
+          <w:szCs w:val="21"/>
+        </w:rPr>
+        <w:t xml:space="preserve"> そのため、この期間は実在の求職者を広く募ることはいたしません。</w:t>
       </w:r>
     </w:p>
     <w:p>
       <w:pPr>
         <w:pStyle w:val="ListParagraph"/>
         <w:numPr>
-          <w:ilvl w:val="1"/>
+          <w:ilvl w:val="0"/>
           <w:numId w:val="2"/>
         </w:numPr>
         <w:spacing w:after="80" w:line="290" w:lineRule="auto"/>
@@ -3959,13 +4557,24 @@
       <w:r>
         <w:rPr>
           <w:rFonts w:ascii="MS Mincho" w:cs="MS Mincho" w:eastAsia="MS Mincho" w:hAnsi="MS Mincho"/>
+          <w:b/>
+          <w:bCs/>
+          <w:color w:val="000000"/>
+          <w:sz w:val="21"/>
+          <w:szCs w:val="21"/>
+        </w:rPr>
+        <w:t xml:space="preserve">特に優先してご確認いただきたい項目</w:t>
+      </w:r>
+      <w:r>
+        <w:rPr>
+          <w:rFonts w:ascii="MS Mincho" w:cs="MS Mincho" w:eastAsia="MS Mincho" w:hAnsi="MS Mincho"/>
           <w:b w:val="false"/>
           <w:bCs w:val="false"/>
           <w:color w:val="000000"/>
           <w:sz w:val="21"/>
           <w:szCs w:val="21"/>
         </w:rPr>
-        <w:t xml:space="preserve">公開予定日から逆算したお願いです。ご回答の内容によっては、公開前に</w:t>
+        <w:t xml:space="preserve">: </w:t>
       </w:r>
       <w:r>
         <w:rPr>
@@ -3976,7 +4585,7 @@
           <w:sz w:val="21"/>
           <w:szCs w:val="21"/>
         </w:rPr>
-        <w:t xml:space="preserve">サイトの改修</w:t>
+        <w:t xml:space="preserve">★印</w:t>
       </w:r>
       <w:r>
         <w:rPr>
@@ -3987,7 +4596,7 @@
           <w:sz w:val="21"/>
           <w:szCs w:val="21"/>
         </w:rPr>
-        <w:t xml:space="preserve">（求人情報への項目追加、同意取得の画面の追加等）や</w:t>
+        <w:t xml:space="preserve">の項目、とりわけ </w:t>
       </w:r>
       <w:r>
         <w:rPr>
@@ -3998,7 +4607,7 @@
           <w:sz w:val="21"/>
           <w:szCs w:val="21"/>
         </w:rPr>
-        <w:t xml:space="preserve">行政への届出</w:t>
+        <w:t xml:space="preserve">B-1</w:t>
       </w:r>
       <w:r>
         <w:rPr>
@@ -4009,14 +4618,14 @@
           <w:sz w:val="21"/>
           <w:szCs w:val="21"/>
         </w:rPr>
-        <w:t xml:space="preserve">が必要になるため、10日ほどの猶予を見込んでおります。</w:t>
+        <w:t xml:space="preserve">（当社の事業形態が有料職業紹介事業として適切に整理されているか）です。ここに問題があれば、本格稼働の範囲そのものを見直す必要があると考えております。</w:t>
       </w:r>
     </w:p>
     <w:p>
       <w:pPr>
         <w:pStyle w:val="ListParagraph"/>
         <w:numPr>
-          <w:ilvl w:val="1"/>
+          <w:ilvl w:val="0"/>
           <w:numId w:val="2"/>
         </w:numPr>
         <w:spacing w:after="80" w:line="290" w:lineRule="auto"/>
@@ -4025,46 +4634,13 @@
       <w:r>
         <w:rPr>
           <w:rFonts w:ascii="MS Mincho" w:cs="MS Mincho" w:eastAsia="MS Mincho" w:hAnsi="MS Mincho"/>
-          <w:b/>
-          <w:bCs/>
-          <w:color w:val="000000"/>
-          <w:sz w:val="21"/>
-          <w:szCs w:val="21"/>
-        </w:rPr>
-        <w:t xml:space="preserve">★印の項目だけでも先にご回答いただける</w:t>
-      </w:r>
-      <w:r>
-        <w:rPr>
-          <w:rFonts w:ascii="MS Mincho" w:cs="MS Mincho" w:eastAsia="MS Mincho" w:hAnsi="MS Mincho"/>
           <w:b w:val="false"/>
           <w:bCs w:val="false"/>
           <w:color w:val="000000"/>
           <w:sz w:val="21"/>
           <w:szCs w:val="21"/>
         </w:rPr>
-        <w:t xml:space="preserve">と、当社は並行して準備を進められます。特に </w:t>
-      </w:r>
-      <w:r>
-        <w:rPr>
-          <w:rFonts w:ascii="MS Mincho" w:cs="MS Mincho" w:eastAsia="MS Mincho" w:hAnsi="MS Mincho"/>
-          <w:b/>
-          <w:bCs/>
-          <w:color w:val="000000"/>
-          <w:sz w:val="21"/>
-          <w:szCs w:val="21"/>
-        </w:rPr>
-        <w:t xml:space="preserve">B-1</w:t>
-      </w:r>
-      <w:r>
-        <w:rPr>
-          <w:rFonts w:ascii="MS Mincho" w:cs="MS Mincho" w:eastAsia="MS Mincho" w:hAnsi="MS Mincho"/>
-          <w:b w:val="false"/>
-          <w:bCs w:val="false"/>
-          <w:color w:val="000000"/>
-          <w:sz w:val="21"/>
-          <w:szCs w:val="21"/>
-        </w:rPr>
-        <w:t xml:space="preserve"> は、対応が必要となった場合に公開日そのものを見直す判断材料になります。</w:t>
+        <w:t xml:space="preserve">サイトのURLは別途お伝えします。会員向けの画面をご覧いただく場合は、確認用のアカウントをご用意します。</w:t>
       </w:r>
     </w:p>
     <w:p>
@@ -4685,7 +5261,7 @@
         <w:sz w:val="16"/>
         <w:szCs w:val="16"/>
       </w:rPr>
-      <w:t xml:space="preserve">樱聘 YingPin｜レビュー依頼書｜v1.0（弁護士レビュー用）</w:t>
+      <w:t xml:space="preserve">樱聘 YingPin｜レビュー依頼書｜v1.0</w:t>
     </w:r>
   </w:p>
 </w:hdr>

--- a/docs/legal/export/01_レビュー依頼書.docx
+++ b/docs/legal/export/01_レビュー依頼書.docx
@@ -4634,13 +4634,115 @@
       <w:r>
         <w:rPr>
           <w:rFonts w:ascii="MS Mincho" w:cs="MS Mincho" w:eastAsia="MS Mincho" w:hAnsi="MS Mincho"/>
-          <w:b w:val="false"/>
-          <w:bCs w:val="false"/>
-          <w:color w:val="000000"/>
-          <w:sz w:val="21"/>
-          <w:szCs w:val="21"/>
-        </w:rPr>
-        <w:t xml:space="preserve">サイトのURLは別途お伝えします。会員向けの画面をご覧いただく場合は、確認用のアカウントをご用意します。</w:t>
+          <w:b/>
+          <w:bCs/>
+          <w:color w:val="000000"/>
+          <w:sz w:val="21"/>
+          <w:szCs w:val="21"/>
+        </w:rPr>
+        <w:t xml:space="preserve">サイトのURL</w:t>
+      </w:r>
+      <w:r>
+        <w:rPr>
+          <w:rFonts w:ascii="MS Mincho" w:cs="MS Mincho" w:eastAsia="MS Mincho" w:hAnsi="MS Mincho"/>
+          <w:b w:val="false"/>
+          <w:bCs w:val="false"/>
+          <w:color w:val="000000"/>
+          <w:sz w:val="21"/>
+          <w:szCs w:val="21"/>
+        </w:rPr>
+        <w:t xml:space="preserve">: </w:t>
+      </w:r>
+      <w:r>
+        <w:rPr>
+          <w:rFonts w:ascii="MS Mincho" w:cs="MS Mincho" w:eastAsia="MS Mincho" w:hAnsi="MS Mincho"/>
+          <w:b/>
+          <w:bCs/>
+          <w:color w:val="000000"/>
+          <w:sz w:val="21"/>
+          <w:szCs w:val="21"/>
+        </w:rPr>
+        <w:t xml:space="preserve">https://yingpin.jp</w:t>
+      </w:r>
+      <w:r>
+        <w:rPr>
+          <w:rFonts w:ascii="MS Mincho" w:cs="MS Mincho" w:eastAsia="MS Mincho" w:hAnsi="MS Mincho"/>
+          <w:b w:val="false"/>
+          <w:bCs w:val="false"/>
+          <w:color w:val="000000"/>
+          <w:sz w:val="21"/>
+          <w:szCs w:val="21"/>
+        </w:rPr>
+        <w:t xml:space="preserve"> 　規約・プライバシーポリシー・明示事項の各ページは、ログインなしで画面下部のリンクからご覧いただけます（</w:t>
+      </w:r>
+      <w:r>
+        <w:rPr>
+          <w:rFonts w:ascii="Consolas" w:cs="Consolas" w:eastAsia="Consolas" w:hAnsi="Consolas"/>
+          <w:b w:val="false"/>
+          <w:bCs w:val="false"/>
+          <w:color w:val="000000"/>
+          <w:sz w:val="18"/>
+          <w:szCs w:val="18"/>
+          <w:shd w:fill="F0F0F0" w:val="clear"/>
+        </w:rPr>
+        <w:t xml:space="preserve">/terms</w:t>
+      </w:r>
+      <w:r>
+        <w:rPr>
+          <w:rFonts w:ascii="MS Mincho" w:cs="MS Mincho" w:eastAsia="MS Mincho" w:hAnsi="MS Mincho"/>
+          <w:b w:val="false"/>
+          <w:bCs w:val="false"/>
+          <w:color w:val="000000"/>
+          <w:sz w:val="21"/>
+          <w:szCs w:val="21"/>
+        </w:rPr>
+        <w:t xml:space="preserve">・</w:t>
+      </w:r>
+      <w:r>
+        <w:rPr>
+          <w:rFonts w:ascii="Consolas" w:cs="Consolas" w:eastAsia="Consolas" w:hAnsi="Consolas"/>
+          <w:b w:val="false"/>
+          <w:bCs w:val="false"/>
+          <w:color w:val="000000"/>
+          <w:sz w:val="18"/>
+          <w:szCs w:val="18"/>
+          <w:shd w:fill="F0F0F0" w:val="clear"/>
+        </w:rPr>
+        <w:t xml:space="preserve">/privacy</w:t>
+      </w:r>
+      <w:r>
+        <w:rPr>
+          <w:rFonts w:ascii="MS Mincho" w:cs="MS Mincho" w:eastAsia="MS Mincho" w:hAnsi="MS Mincho"/>
+          <w:b w:val="false"/>
+          <w:bCs w:val="false"/>
+          <w:color w:val="000000"/>
+          <w:sz w:val="21"/>
+          <w:szCs w:val="21"/>
+        </w:rPr>
+        <w:t xml:space="preserve">・</w:t>
+      </w:r>
+      <w:r>
+        <w:rPr>
+          <w:rFonts w:ascii="Consolas" w:cs="Consolas" w:eastAsia="Consolas" w:hAnsi="Consolas"/>
+          <w:b w:val="false"/>
+          <w:bCs w:val="false"/>
+          <w:color w:val="000000"/>
+          <w:sz w:val="18"/>
+          <w:szCs w:val="18"/>
+          <w:shd w:fill="F0F0F0" w:val="clear"/>
+        </w:rPr>
+        <w:t xml:space="preserve">/disclosure</w:t>
+      </w:r>
+      <w:r>
+        <w:rPr>
+          <w:rFonts w:ascii="MS Mincho" w:cs="MS Mincho" w:eastAsia="MS Mincho" w:hAnsi="MS Mincho"/>
+          <w:b w:val="false"/>
+          <w:bCs w:val="false"/>
+          <w:color w:val="000000"/>
+          <w:sz w:val="21"/>
+          <w:szCs w:val="21"/>
+        </w:rPr>
+        <w:t xml:space="preserve">）。求人の閲覧や応募など会員向けの画面をご覧いただく場合は、確認用のアカウントをご用意します。</w:t>
       </w:r>
     </w:p>
     <w:p>
